--- a/pr-preview/pr-294/linear-algebra-inner-products.docx
+++ b/pr-preview/pr-294/linear-algebra-inner-products.docx
@@ -15,7 +15,7 @@
         <w:pStyle w:val="Date"/>
       </w:pPr>
       <w:r>
-        <w:t xml:space="preserve">Last modified: 2026-10-15 02:38:47 (PDT)</w:t>
+        <w:t xml:space="preserve">Last modified: 2026-10-15 08:34:18 (PDT)</w:t>
       </w:r>
     </w:p>
     <w:bookmarkStart w:id="24" w:name="sec-inner-products"/>
@@ -1750,7 +1750,7 @@
         <w:t xml:space="preserve"> </w:t>
       </w:r>
       <w:r>
-        <w:t xml:space="preserve">An</w:t>
+        <w:t xml:space="preserve">A</w:t>
       </w:r>
       <w:r>
         <w:t xml:space="preserve"> </w:t>
@@ -1760,13 +1760,135 @@
           <w:b/>
           <w:bCs/>
         </w:rPr>
-        <w:t xml:space="preserve">inner product space</w:t>
-      </w:r>
-      <w:r>
-        <w:t xml:space="preserve"> </w:t>
-      </w:r>
-      <w:r>
-        <w:t xml:space="preserve">is a vector space equipped with an inner product (</w:t>
+        <w:t xml:space="preserve">real inner product space</w:t>
+      </w:r>
+      <w:r>
+        <w:t xml:space="preserve"> </w:t>
+      </w:r>
+      <w:r>
+        <w:t xml:space="preserve">is a pair</w:t>
+      </w:r>
+      <w:r>
+        <w:t xml:space="preserve"> </w:t>
+      </w:r>
+      <m:oMath>
+        <m:r>
+          <m:rPr>
+            <m:sty m:val="p"/>
+          </m:rPr>
+          <m:t>(</m:t>
+        </m:r>
+        <m:r>
+          <m:t>V</m:t>
+        </m:r>
+        <m:r>
+          <m:rPr>
+            <m:sty m:val="p"/>
+          </m:rPr>
+          <m:t>,</m:t>
+        </m:r>
+        <m:d>
+          <m:dPr>
+            <m:begChr m:val="⟨"/>
+            <m:sepChr m:val=""/>
+            <m:endChr m:val="⟩"/>
+            <m:grow/>
+          </m:dPr>
+          <m:e>
+            <m:r>
+              <m:rPr>
+                <m:sty m:val="p"/>
+              </m:rPr>
+              <m:t>⋅</m:t>
+            </m:r>
+            <m:r>
+              <m:rPr>
+                <m:sty m:val="p"/>
+              </m:rPr>
+              <m:t>,</m:t>
+            </m:r>
+            <m:r>
+              <m:rPr>
+                <m:sty m:val="p"/>
+              </m:rPr>
+              <m:t>⋅</m:t>
+            </m:r>
+          </m:e>
+        </m:d>
+        <m:r>
+          <m:rPr>
+            <m:sty m:val="p"/>
+          </m:rPr>
+          <m:t>)</m:t>
+        </m:r>
+      </m:oMath>
+      <w:r>
+        <w:t xml:space="preserve"> </w:t>
+      </w:r>
+      <w:r>
+        <w:t xml:space="preserve">of a real vector space</w:t>
+      </w:r>
+      <w:r>
+        <w:t xml:space="preserve"> </w:t>
+      </w:r>
+      <m:oMath>
+        <m:r>
+          <m:t>V</m:t>
+        </m:r>
+      </m:oMath>
+      <w:r>
+        <w:t xml:space="preserve"> </w:t>
+      </w:r>
+      <w:r>
+        <w:t xml:space="preserve">and an inner product</w:t>
+      </w:r>
+      <w:r>
+        <w:t xml:space="preserve"> </w:t>
+      </w:r>
+      <m:oMath>
+        <m:d>
+          <m:dPr>
+            <m:begChr m:val="⟨"/>
+            <m:sepChr m:val=""/>
+            <m:endChr m:val="⟩"/>
+            <m:grow/>
+          </m:dPr>
+          <m:e>
+            <m:r>
+              <m:rPr>
+                <m:sty m:val="p"/>
+              </m:rPr>
+              <m:t>⋅</m:t>
+            </m:r>
+            <m:r>
+              <m:rPr>
+                <m:sty m:val="p"/>
+              </m:rPr>
+              <m:t>,</m:t>
+            </m:r>
+            <m:r>
+              <m:rPr>
+                <m:sty m:val="p"/>
+              </m:rPr>
+              <m:t>⋅</m:t>
+            </m:r>
+          </m:e>
+        </m:d>
+      </m:oMath>
+      <w:r>
+        <w:t xml:space="preserve"> </w:t>
+      </w:r>
+      <w:r>
+        <w:t xml:space="preserve">on it,</w:t>
+      </w:r>
+      <w:r>
+        <w:t xml:space="preserve"> </w:t>
+      </w:r>
+      <w:r>
+        <w:t xml:space="preserve">a function with the four properties of</w:t>
+      </w:r>
+      <w:r>
+        <w:t xml:space="preserve"> </w:t>
       </w:r>
       <w:hyperlink w:anchor="def-inner-product">
         <w:r>
@@ -1777,18 +1899,86 @@
         </w:r>
       </w:hyperlink>
       <w:r>
-        <w:t xml:space="preserve">).</w:t>
-      </w:r>
-      <w:r>
-        <w:t xml:space="preserve"> </w:t>
-      </w:r>
-      <w:r>
-        <w:t xml:space="preserve">For vectors in</w:t>
+        <w:t xml:space="preserve">.</w:t>
+      </w:r>
+      <w:r>
+        <w:t xml:space="preserve"> </w:t>
+      </w:r>
+      <w:r>
+        <w:t xml:space="preserve">We say that</w:t>
       </w:r>
       <w:r>
         <w:t xml:space="preserve"> </w:t>
       </w:r>
       <m:oMath>
+        <m:r>
+          <m:t>V</m:t>
+        </m:r>
+      </m:oMath>
+      <w:r>
+        <w:t xml:space="preserve"> </w:t>
+      </w:r>
+      <w:r>
+        <w:t xml:space="preserve">is</w:t>
+      </w:r>
+      <w:r>
+        <w:t xml:space="preserve"> </w:t>
+      </w:r>
+      <w:r>
+        <w:rPr>
+          <w:b/>
+          <w:bCs/>
+        </w:rPr>
+        <w:t xml:space="preserve">equipped with</w:t>
+      </w:r>
+      <w:r>
+        <w:t xml:space="preserve"> </w:t>
+      </w:r>
+      <w:r>
+        <w:t xml:space="preserve">that inner product:</w:t>
+      </w:r>
+      <w:r>
+        <w:t xml:space="preserve"> </w:t>
+      </w:r>
+      <w:r>
+        <w:t xml:space="preserve">the inner product is part of the data of the space,</w:t>
+      </w:r>
+      <w:r>
+        <w:t xml:space="preserve"> </w:t>
+      </w:r>
+      <w:r>
+        <w:t xml:space="preserve">so the same set of vectors with a different inner product is a different inner product space.</w:t>
+      </w:r>
+      <w:r>
+        <w:t xml:space="preserve"> </w:t>
+      </w:r>
+      <w:hyperlink w:anchor="def-inner-product">
+        <w:r>
+          <w:rPr>
+            <w:rStyle w:val="Hyperlink"/>
+          </w:rPr>
+          <w:t xml:space="preserve">Definition 1</w:t>
+        </w:r>
+      </w:hyperlink>
+      <w:r>
+        <w:t xml:space="preserve"> </w:t>
+      </w:r>
+      <w:r>
+        <w:t xml:space="preserve">states the properties for</w:t>
+      </w:r>
+      <w:r>
+        <w:t xml:space="preserve"> </w:t>
+      </w:r>
+      <m:oMath>
+        <m:r>
+          <m:t>V</m:t>
+        </m:r>
+        <m:r>
+          <m:rPr>
+            <m:sty m:val="p"/>
+          </m:rPr>
+          <m:t>=</m:t>
+        </m:r>
         <m:sSup>
           <m:e>
             <m:r>
@@ -1827,7 +2017,66 @@
         <w:t xml:space="preserve"> </w:t>
       </w:r>
       <w:r>
-        <w:t xml:space="preserve">the pair</w:t>
+        <w:t xml:space="preserve">and the same four properties define an inner product on other real vector spaces,</w:t>
+      </w:r>
+      <w:r>
+        <w:t xml:space="preserve"> </w:t>
+      </w:r>
+      <w:r>
+        <w:t xml:space="preserve">such as spaces of matrices or functions.</w:t>
+      </w:r>
+    </w:p>
+    <w:bookmarkEnd w:id="15"/>
+    <w:bookmarkStart w:id="16" w:name="exm-inner-product-space"/>
+    <w:p>
+      <w:pPr>
+        <w:pStyle w:val="BodyText"/>
+      </w:pPr>
+      <w:r>
+        <w:rPr>
+          <w:b/>
+          <w:bCs/>
+        </w:rPr>
+        <w:t xml:space="preserve">Example 2 (Real coordinate space as an inner product space)</w:t>
+      </w:r>
+      <w:r>
+        <w:t xml:space="preserve"> </w:t>
+      </w:r>
+      <w:r>
+        <w:t xml:space="preserve">The Euclidean space</w:t>
+      </w:r>
+      <w:r>
+        <w:t xml:space="preserve"> </w:t>
+      </w:r>
+      <m:oMath>
+        <m:sSup>
+          <m:e>
+            <m:r>
+              <m:rPr>
+                <m:scr m:val="double-struck"/>
+                <m:sty m:val="p"/>
+              </m:rPr>
+              <m:t>R</m:t>
+            </m:r>
+          </m:e>
+          <m:sup>
+            <m:r>
+              <m:t>p</m:t>
+            </m:r>
+          </m:sup>
+        </m:sSup>
+      </m:oMath>
+      <w:r>
+        <w:t xml:space="preserve"> </w:t>
+      </w:r>
+      <w:r>
+        <w:t xml:space="preserve">equipped with the standard dot product (1),</w:t>
+      </w:r>
+      <w:r>
+        <w:t xml:space="preserve"> </w:t>
+      </w:r>
+      <w:r>
+        <w:t xml:space="preserve">that is, the pair</w:t>
       </w:r>
       <w:r>
         <w:t xml:space="preserve"> </w:t>
@@ -1900,54 +2149,83 @@
         <w:t xml:space="preserve"> </w:t>
       </w:r>
       <w:r>
-        <w:t xml:space="preserve">is a real inner product space.</w:t>
-      </w:r>
-    </w:p>
-    <w:bookmarkEnd w:id="15"/>
-    <w:bookmarkStart w:id="16" w:name="exm-inner-product-space"/>
-    <w:p>
-      <w:pPr>
-        <w:pStyle w:val="BodyText"/>
-      </w:pPr>
-      <w:r>
-        <w:rPr>
-          <w:b/>
-          <w:bCs/>
-        </w:rPr>
-        <w:t xml:space="preserve">Example 2 (Real coordinate space as an inner product space)</w:t>
-      </w:r>
-      <w:r>
-        <w:t xml:space="preserve"> </w:t>
-      </w:r>
-      <w:r>
-        <w:t xml:space="preserve">The Euclidean space</w:t>
+        <w:t xml:space="preserve">with</w:t>
       </w:r>
       <w:r>
         <w:t xml:space="preserve"> </w:t>
       </w:r>
       <m:oMath>
-        <m:sSup>
-          <m:e>
+        <m:d>
+          <m:dPr>
+            <m:begChr m:val="⟨"/>
+            <m:sepChr m:val=""/>
+            <m:endChr m:val="⟩"/>
+            <m:grow/>
+          </m:dPr>
+          <m:e>
+            <m:acc>
+              <m:accPr>
+                <m:chr m:val="̃"/>
+              </m:accPr>
+              <m:e>
+                <m:r>
+                  <m:t>x</m:t>
+                </m:r>
+              </m:e>
+            </m:acc>
             <m:r>
               <m:rPr>
-                <m:scr m:val="double-struck"/>
                 <m:sty m:val="p"/>
               </m:rPr>
-              <m:t>R</m:t>
-            </m:r>
-          </m:e>
-          <m:sup>
-            <m:r>
-              <m:t>p</m:t>
-            </m:r>
-          </m:sup>
-        </m:sSup>
+              <m:t>,</m:t>
+            </m:r>
+            <m:acc>
+              <m:accPr>
+                <m:chr m:val="̃"/>
+              </m:accPr>
+              <m:e>
+                <m:r>
+                  <m:t>y</m:t>
+                </m:r>
+              </m:e>
+            </m:acc>
+          </m:e>
+        </m:d>
+        <m:r>
+          <m:rPr>
+            <m:sty m:val="p"/>
+          </m:rPr>
+          <m:t>=</m:t>
+        </m:r>
+        <m:acc>
+          <m:accPr>
+            <m:chr m:val="̃"/>
+          </m:accPr>
+          <m:e>
+            <m:r>
+              <m:t>x</m:t>
+            </m:r>
+          </m:e>
+        </m:acc>
+        <m:r>
+          <m:rPr>
+            <m:sty m:val="p"/>
+          </m:rPr>
+          <m:t>⋅</m:t>
+        </m:r>
+        <m:acc>
+          <m:accPr>
+            <m:chr m:val="̃"/>
+          </m:accPr>
+          <m:e>
+            <m:r>
+              <m:t>y</m:t>
+            </m:r>
+          </m:e>
+        </m:acc>
       </m:oMath>
       <w:r>
-        <w:t xml:space="preserve"> </w:t>
-      </w:r>
-      <w:r>
-        <w:t xml:space="preserve">equipped with the standard dot product (1)</w:t>
+        <w:t xml:space="preserve">,</w:t>
       </w:r>
       <w:r>
         <w:t xml:space="preserve"> </w:t>
@@ -8495,7 +8773,7 @@
     </w:p>
     <w:bookmarkEnd w:id="23"/>
     <w:bookmarkEnd w:id="24"/>
-    <w:bookmarkStart w:id="62" w:name="sec-cauchy-schwarz"/>
+    <w:bookmarkStart w:id="64" w:name="sec-cauchy-schwarz"/>
     <w:p>
       <w:pPr>
         <w:pStyle w:val="Heading2"/>
@@ -21910,7 +22188,7 @@
           <w:b/>
           <w:bCs/>
         </w:rPr>
-        <w:t xml:space="preserve">Definition 4 (Norm (normed vector space))</w:t>
+        <w:t xml:space="preserve">Definition 4 (Norm (normed vector space, normed space))</w:t>
       </w:r>
       <w:r>
         <w:t xml:space="preserve"> </w:t>
@@ -22999,7 +23277,7 @@
           <w:b/>
           <w:bCs/>
         </w:rPr>
-        <w:t xml:space="preserve">norm,</w:t>
+        <w:t xml:space="preserve">norm, taxicab norm, Manhattan norm,</w:t>
       </w:r>
       <w:r>
         <w:rPr>
@@ -32750,7 +33028,7 @@
       </w:r>
     </w:p>
     <w:bookmarkEnd w:id="49"/>
-    <w:bookmarkStart w:id="50" w:name="def-cosine-sine"/>
+    <w:bookmarkStart w:id="51" w:name="def-angle"/>
     <w:p>
       <w:pPr>
         <w:pStyle w:val="BodyText"/>
@@ -32760,1386 +33038,7 @@
           <w:b/>
           <w:bCs/>
         </w:rPr>
-        <w:t xml:space="preserve">Definition 7 (Cosine and sine)</w:t>
-      </w:r>
-      <w:r>
-        <w:t xml:space="preserve"> </w:t>
-      </w:r>
-      <w:r>
-        <w:t xml:space="preserve">The</w:t>
-      </w:r>
-      <w:r>
-        <w:t xml:space="preserve"> </w:t>
-      </w:r>
-      <w:r>
-        <w:rPr>
-          <w:i/>
-          <w:iCs/>
-        </w:rPr>
-        <w:t xml:space="preserve">unit circle</w:t>
-      </w:r>
-      <w:r>
-        <w:t xml:space="preserve"> </w:t>
-      </w:r>
-      <w:r>
-        <w:t xml:space="preserve">is the set of points</w:t>
-      </w:r>
-      <w:r>
-        <w:t xml:space="preserve"> </w:t>
-      </w:r>
-      <m:oMath>
-        <m:r>
-          <m:rPr>
-            <m:sty m:val="p"/>
-          </m:rPr>
-          <m:t>(</m:t>
-        </m:r>
-        <m:sSub>
-          <m:e>
-            <m:r>
-              <m:t>x</m:t>
-            </m:r>
-          </m:e>
-          <m:sub>
-            <m:r>
-              <m:t>1</m:t>
-            </m:r>
-          </m:sub>
-        </m:sSub>
-        <m:r>
-          <m:rPr>
-            <m:sty m:val="p"/>
-          </m:rPr>
-          <m:t>,</m:t>
-        </m:r>
-        <m:sSub>
-          <m:e>
-            <m:r>
-              <m:t>x</m:t>
-            </m:r>
-          </m:e>
-          <m:sub>
-            <m:r>
-              <m:t>2</m:t>
-            </m:r>
-          </m:sub>
-        </m:sSub>
-        <m:r>
-          <m:rPr>
-            <m:sty m:val="p"/>
-          </m:rPr>
-          <m:t>)</m:t>
-        </m:r>
-      </m:oMath>
-      <w:r>
-        <w:t xml:space="preserve"> </w:t>
-      </w:r>
-      <w:r>
-        <w:t xml:space="preserve">in the plane with</w:t>
-      </w:r>
-      <w:r>
-        <w:t xml:space="preserve"> </w:t>
-      </w:r>
-      <m:oMath>
-        <m:sSubSup>
-          <m:e>
-            <m:r>
-              <m:t>x</m:t>
-            </m:r>
-          </m:e>
-          <m:sub>
-            <m:r>
-              <m:t>1</m:t>
-            </m:r>
-          </m:sub>
-          <m:sup>
-            <m:r>
-              <m:t>2</m:t>
-            </m:r>
-          </m:sup>
-        </m:sSubSup>
-        <m:r>
-          <m:rPr>
-            <m:sty m:val="p"/>
-          </m:rPr>
-          <m:t>+</m:t>
-        </m:r>
-        <m:sSubSup>
-          <m:e>
-            <m:r>
-              <m:t>x</m:t>
-            </m:r>
-          </m:e>
-          <m:sub>
-            <m:r>
-              <m:t>2</m:t>
-            </m:r>
-          </m:sub>
-          <m:sup>
-            <m:r>
-              <m:t>2</m:t>
-            </m:r>
-          </m:sup>
-        </m:sSubSup>
-        <m:r>
-          <m:rPr>
-            <m:sty m:val="p"/>
-          </m:rPr>
-          <m:t>=</m:t>
-        </m:r>
-        <m:r>
-          <m:t>1</m:t>
-        </m:r>
-      </m:oMath>
-      <w:r>
-        <w:t xml:space="preserve">,</w:t>
-      </w:r>
-      <w:r>
-        <w:t xml:space="preserve"> </w:t>
-      </w:r>
-      <w:r>
-        <w:t xml:space="preserve">and</w:t>
-      </w:r>
-      <w:r>
-        <w:t xml:space="preserve"> </w:t>
-      </w:r>
-      <m:oMath>
-        <m:r>
-          <m:t>π</m:t>
-        </m:r>
-        <m:r>
-          <m:rPr>
-            <m:sty m:val="p"/>
-          </m:rPr>
-          <m:t>≈</m:t>
-        </m:r>
-        <m:r>
-          <m:t>3.14159</m:t>
-        </m:r>
-      </m:oMath>
-      <w:r>
-        <w:t xml:space="preserve"> </w:t>
-      </w:r>
-      <w:r>
-        <w:t xml:space="preserve">is half of its circumference.</w:t>
-      </w:r>
-      <w:r>
-        <w:t xml:space="preserve"> </w:t>
-      </w:r>
-      <w:r>
-        <w:t xml:space="preserve">For a real number</w:t>
-      </w:r>
-      <w:r>
-        <w:t xml:space="preserve"> </w:t>
-      </w:r>
-      <m:oMath>
-        <m:r>
-          <m:t>θ</m:t>
-        </m:r>
-      </m:oMath>
-      <w:r>
-        <w:t xml:space="preserve">, start at the point</w:t>
-      </w:r>
-      <w:r>
-        <w:t xml:space="preserve"> </w:t>
-      </w:r>
-      <m:oMath>
-        <m:r>
-          <m:rPr>
-            <m:sty m:val="p"/>
-          </m:rPr>
-          <m:t>(</m:t>
-        </m:r>
-        <m:r>
-          <m:t>1</m:t>
-        </m:r>
-        <m:r>
-          <m:rPr>
-            <m:sty m:val="p"/>
-          </m:rPr>
-          <m:t>,</m:t>
-        </m:r>
-        <m:r>
-          <m:t>0</m:t>
-        </m:r>
-        <m:r>
-          <m:rPr>
-            <m:sty m:val="p"/>
-          </m:rPr>
-          <m:t>)</m:t>
-        </m:r>
-      </m:oMath>
-      <w:r>
-        <w:t xml:space="preserve"> </w:t>
-      </w:r>
-      <w:r>
-        <w:t xml:space="preserve">and move a distance</w:t>
-      </w:r>
-      <w:r>
-        <w:t xml:space="preserve"> </w:t>
-      </w:r>
-      <m:oMath>
-        <m:r>
-          <m:t>​</m:t>
-        </m:r>
-        <m:d>
-          <m:dPr>
-            <m:begChr m:val="|"/>
-            <m:sepChr m:val=""/>
-            <m:endChr m:val="|"/>
-            <m:grow/>
-          </m:dPr>
-          <m:e>
-            <m:r>
-              <m:t>θ</m:t>
-            </m:r>
-          </m:e>
-        </m:d>
-        <m:r>
-          <m:t>​</m:t>
-        </m:r>
-      </m:oMath>
-      <w:r>
-        <w:t xml:space="preserve"> </w:t>
-      </w:r>
-      <w:r>
-        <w:t xml:space="preserve">along the unit circle,</w:t>
-      </w:r>
-      <w:r>
-        <w:t xml:space="preserve"> </w:t>
-      </w:r>
-      <w:r>
-        <w:t xml:space="preserve">counterclockwise if</w:t>
-      </w:r>
-      <w:r>
-        <w:t xml:space="preserve"> </w:t>
-      </w:r>
-      <m:oMath>
-        <m:r>
-          <m:t>θ</m:t>
-        </m:r>
-        <m:r>
-          <m:rPr>
-            <m:sty m:val="p"/>
-          </m:rPr>
-          <m:t>≥</m:t>
-        </m:r>
-        <m:r>
-          <m:t>0</m:t>
-        </m:r>
-      </m:oMath>
-      <w:r>
-        <w:t xml:space="preserve"> </w:t>
-      </w:r>
-      <w:r>
-        <w:t xml:space="preserve">and clockwise if</w:t>
-      </w:r>
-      <w:r>
-        <w:t xml:space="preserve"> </w:t>
-      </w:r>
-      <m:oMath>
-        <m:r>
-          <m:t>θ</m:t>
-        </m:r>
-        <m:r>
-          <m:rPr>
-            <m:sty m:val="p"/>
-          </m:rPr>
-          <m:t>&lt;</m:t>
-        </m:r>
-        <m:r>
-          <m:t>0</m:t>
-        </m:r>
-      </m:oMath>
-      <w:r>
-        <w:t xml:space="preserve">.</w:t>
-      </w:r>
-      <w:r>
-        <w:t xml:space="preserve"> </w:t>
-      </w:r>
-      <w:r>
-        <w:t xml:space="preserve">The point reached is</w:t>
-      </w:r>
-      <w:r>
-        <w:t xml:space="preserve"> </w:t>
-      </w:r>
-      <m:oMath>
-        <m:r>
-          <m:rPr>
-            <m:sty m:val="p"/>
-          </m:rPr>
-          <m:t>(</m:t>
-        </m:r>
-        <m:r>
-          <m:rPr>
-            <m:sty m:val="p"/>
-          </m:rPr>
-          <m:t>cos</m:t>
-        </m:r>
-        <m:r>
-          <m:t>θ</m:t>
-        </m:r>
-        <m:r>
-          <m:rPr>
-            <m:sty m:val="p"/>
-          </m:rPr>
-          <m:t>,</m:t>
-        </m:r>
-        <m:r>
-          <m:rPr>
-            <m:sty m:val="p"/>
-          </m:rPr>
-          <m:t>sin</m:t>
-        </m:r>
-        <m:r>
-          <m:t>θ</m:t>
-        </m:r>
-        <m:r>
-          <m:rPr>
-            <m:sty m:val="p"/>
-          </m:rPr>
-          <m:t>)</m:t>
-        </m:r>
-      </m:oMath>
-      <w:r>
-        <w:t xml:space="preserve">:</w:t>
-      </w:r>
-      <w:r>
-        <w:t xml:space="preserve"> </w:t>
-      </w:r>
-      <w:r>
-        <w:t xml:space="preserve">its first coordinate is the</w:t>
-      </w:r>
-      <w:r>
-        <w:t xml:space="preserve"> </w:t>
-      </w:r>
-      <w:r>
-        <w:rPr>
-          <w:b/>
-          <w:bCs/>
-        </w:rPr>
-        <w:t xml:space="preserve">cosine</w:t>
-      </w:r>
-      <w:r>
-        <w:t xml:space="preserve"> </w:t>
-      </w:r>
-      <w:r>
-        <w:t xml:space="preserve">of</w:t>
-      </w:r>
-      <w:r>
-        <w:t xml:space="preserve"> </w:t>
-      </w:r>
-      <m:oMath>
-        <m:r>
-          <m:t>θ</m:t>
-        </m:r>
-      </m:oMath>
-      <w:r>
-        <w:t xml:space="preserve">,</w:t>
-      </w:r>
-      <w:r>
-        <w:t xml:space="preserve"> </w:t>
-      </w:r>
-      <w:r>
-        <w:t xml:space="preserve">and its second coordinate is the</w:t>
-      </w:r>
-      <w:r>
-        <w:t xml:space="preserve"> </w:t>
-      </w:r>
-      <w:r>
-        <w:rPr>
-          <w:b/>
-          <w:bCs/>
-        </w:rPr>
-        <w:t xml:space="preserve">sine</w:t>
-      </w:r>
-      <w:r>
-        <w:t xml:space="preserve"> </w:t>
-      </w:r>
-      <w:r>
-        <w:t xml:space="preserve">of</w:t>
-      </w:r>
-      <w:r>
-        <w:t xml:space="preserve"> </w:t>
-      </w:r>
-      <m:oMath>
-        <m:r>
-          <m:t>θ</m:t>
-        </m:r>
-      </m:oMath>
-      <w:r>
-        <w:t xml:space="preserve">.</w:t>
-      </w:r>
-    </w:p>
-    <w:bookmarkEnd w:id="50"/>
-    <w:bookmarkStart w:id="51" w:name="exm-cosine-sine"/>
-    <w:p>
-      <w:pPr>
-        <w:pStyle w:val="BodyText"/>
-      </w:pPr>
-      <w:r>
-        <w:rPr>
-          <w:b/>
-          <w:bCs/>
-        </w:rPr>
-        <w:t xml:space="preserve">Example 13 (Cosines and sines of some angles)</w:t>
-      </w:r>
-      <w:r>
-        <w:t xml:space="preserve"> </w:t>
-      </w:r>
-      <w:r>
-        <w:t xml:space="preserve"> </w:t>
-      </w:r>
-    </w:p>
-    <w:p>
-      <w:pPr>
-        <w:numPr>
-          <w:ilvl w:val="0"/>
-          <w:numId w:val="1016"/>
-        </w:numPr>
-      </w:pPr>
-      <m:oMath>
-        <m:r>
-          <m:t>θ</m:t>
-        </m:r>
-        <m:r>
-          <m:rPr>
-            <m:sty m:val="p"/>
-          </m:rPr>
-          <m:t>=</m:t>
-        </m:r>
-        <m:r>
-          <m:t>0</m:t>
-        </m:r>
-      </m:oMath>
-      <w:r>
-        <w:t xml:space="preserve"> </w:t>
-      </w:r>
-      <w:r>
-        <w:t xml:space="preserve">stays at</w:t>
-      </w:r>
-      <w:r>
-        <w:t xml:space="preserve"> </w:t>
-      </w:r>
-      <m:oMath>
-        <m:r>
-          <m:rPr>
-            <m:sty m:val="p"/>
-          </m:rPr>
-          <m:t>(</m:t>
-        </m:r>
-        <m:r>
-          <m:t>1</m:t>
-        </m:r>
-        <m:r>
-          <m:rPr>
-            <m:sty m:val="p"/>
-          </m:rPr>
-          <m:t>,</m:t>
-        </m:r>
-        <m:r>
-          <m:t>0</m:t>
-        </m:r>
-        <m:r>
-          <m:rPr>
-            <m:sty m:val="p"/>
-          </m:rPr>
-          <m:t>)</m:t>
-        </m:r>
-      </m:oMath>
-      <w:r>
-        <w:t xml:space="preserve">, so</w:t>
-      </w:r>
-      <w:r>
-        <w:t xml:space="preserve"> </w:t>
-      </w:r>
-      <m:oMath>
-        <m:r>
-          <m:rPr>
-            <m:sty m:val="p"/>
-          </m:rPr>
-          <m:t>cos</m:t>
-        </m:r>
-        <m:r>
-          <m:t>0</m:t>
-        </m:r>
-        <m:r>
-          <m:rPr>
-            <m:sty m:val="p"/>
-          </m:rPr>
-          <m:t>=</m:t>
-        </m:r>
-        <m:r>
-          <m:t>1</m:t>
-        </m:r>
-      </m:oMath>
-      <w:r>
-        <w:t xml:space="preserve"> </w:t>
-      </w:r>
-      <w:r>
-        <w:t xml:space="preserve">and</w:t>
-      </w:r>
-      <w:r>
-        <w:t xml:space="preserve"> </w:t>
-      </w:r>
-      <m:oMath>
-        <m:r>
-          <m:rPr>
-            <m:sty m:val="p"/>
-          </m:rPr>
-          <m:t>sin</m:t>
-        </m:r>
-        <m:r>
-          <m:t>0</m:t>
-        </m:r>
-        <m:r>
-          <m:rPr>
-            <m:sty m:val="p"/>
-          </m:rPr>
-          <m:t>=</m:t>
-        </m:r>
-        <m:r>
-          <m:t>0</m:t>
-        </m:r>
-      </m:oMath>
-      <w:r>
-        <w:t xml:space="preserve">.</w:t>
-      </w:r>
-    </w:p>
-    <w:p>
-      <w:pPr>
-        <w:numPr>
-          <w:ilvl w:val="0"/>
-          <w:numId w:val="1016"/>
-        </w:numPr>
-      </w:pPr>
-      <m:oMath>
-        <m:r>
-          <m:t>θ</m:t>
-        </m:r>
-        <m:r>
-          <m:rPr>
-            <m:sty m:val="p"/>
-          </m:rPr>
-          <m:t>=</m:t>
-        </m:r>
-        <m:r>
-          <m:t>π</m:t>
-        </m:r>
-      </m:oMath>
-      <w:r>
-        <w:t xml:space="preserve"> </w:t>
-      </w:r>
-      <w:r>
-        <w:t xml:space="preserve">goes half way around the circle, to</w:t>
-      </w:r>
-      <w:r>
-        <w:t xml:space="preserve"> </w:t>
-      </w:r>
-      <m:oMath>
-        <m:r>
-          <m:rPr>
-            <m:sty m:val="p"/>
-          </m:rPr>
-          <m:t>(</m:t>
-        </m:r>
-        <m:r>
-          <m:rPr>
-            <m:sty m:val="p"/>
-          </m:rPr>
-          <m:t>−</m:t>
-        </m:r>
-        <m:r>
-          <m:t>1</m:t>
-        </m:r>
-        <m:r>
-          <m:rPr>
-            <m:sty m:val="p"/>
-          </m:rPr>
-          <m:t>,</m:t>
-        </m:r>
-        <m:r>
-          <m:t>0</m:t>
-        </m:r>
-        <m:r>
-          <m:rPr>
-            <m:sty m:val="p"/>
-          </m:rPr>
-          <m:t>)</m:t>
-        </m:r>
-      </m:oMath>
-      <w:r>
-        <w:t xml:space="preserve">,</w:t>
-      </w:r>
-      <w:r>
-        <w:t xml:space="preserve"> </w:t>
-      </w:r>
-      <w:r>
-        <w:t xml:space="preserve">so</w:t>
-      </w:r>
-      <w:r>
-        <w:t xml:space="preserve"> </w:t>
-      </w:r>
-      <m:oMath>
-        <m:r>
-          <m:rPr>
-            <m:sty m:val="p"/>
-          </m:rPr>
-          <m:t>cos</m:t>
-        </m:r>
-        <m:r>
-          <m:t>π</m:t>
-        </m:r>
-        <m:r>
-          <m:rPr>
-            <m:sty m:val="p"/>
-          </m:rPr>
-          <m:t>=</m:t>
-        </m:r>
-        <m:r>
-          <m:rPr>
-            <m:sty m:val="p"/>
-          </m:rPr>
-          <m:t>−</m:t>
-        </m:r>
-        <m:r>
-          <m:t>1</m:t>
-        </m:r>
-      </m:oMath>
-      <w:r>
-        <w:t xml:space="preserve"> </w:t>
-      </w:r>
-      <w:r>
-        <w:t xml:space="preserve">and</w:t>
-      </w:r>
-      <w:r>
-        <w:t xml:space="preserve"> </w:t>
-      </w:r>
-      <m:oMath>
-        <m:r>
-          <m:rPr>
-            <m:sty m:val="p"/>
-          </m:rPr>
-          <m:t>sin</m:t>
-        </m:r>
-        <m:r>
-          <m:t>π</m:t>
-        </m:r>
-        <m:r>
-          <m:rPr>
-            <m:sty m:val="p"/>
-          </m:rPr>
-          <m:t>=</m:t>
-        </m:r>
-        <m:r>
-          <m:t>0</m:t>
-        </m:r>
-      </m:oMath>
-      <w:r>
-        <w:t xml:space="preserve">.</w:t>
-      </w:r>
-    </w:p>
-    <w:p>
-      <w:pPr>
-        <w:numPr>
-          <w:ilvl w:val="0"/>
-          <w:numId w:val="1016"/>
-        </w:numPr>
-      </w:pPr>
-      <m:oMath>
-        <m:r>
-          <m:t>θ</m:t>
-        </m:r>
-        <m:r>
-          <m:rPr>
-            <m:sty m:val="p"/>
-          </m:rPr>
-          <m:t>=</m:t>
-        </m:r>
-        <m:r>
-          <m:t>π</m:t>
-        </m:r>
-        <m:r>
-          <m:rPr>
-            <m:sty m:val="p"/>
-          </m:rPr>
-          <m:t>/</m:t>
-        </m:r>
-        <m:r>
-          <m:t>2</m:t>
-        </m:r>
-      </m:oMath>
-      <w:r>
-        <w:t xml:space="preserve"> </w:t>
-      </w:r>
-      <w:r>
-        <w:t xml:space="preserve">goes a quarter of the way round, to</w:t>
-      </w:r>
-      <w:r>
-        <w:t xml:space="preserve"> </w:t>
-      </w:r>
-      <m:oMath>
-        <m:r>
-          <m:rPr>
-            <m:sty m:val="p"/>
-          </m:rPr>
-          <m:t>(</m:t>
-        </m:r>
-        <m:r>
-          <m:t>0</m:t>
-        </m:r>
-        <m:r>
-          <m:rPr>
-            <m:sty m:val="p"/>
-          </m:rPr>
-          <m:t>,</m:t>
-        </m:r>
-        <m:r>
-          <m:t>1</m:t>
-        </m:r>
-        <m:r>
-          <m:rPr>
-            <m:sty m:val="p"/>
-          </m:rPr>
-          <m:t>)</m:t>
-        </m:r>
-      </m:oMath>
-      <w:r>
-        <w:t xml:space="preserve">,</w:t>
-      </w:r>
-      <w:r>
-        <w:t xml:space="preserve"> </w:t>
-      </w:r>
-      <w:r>
-        <w:t xml:space="preserve">so</w:t>
-      </w:r>
-      <w:r>
-        <w:t xml:space="preserve"> </w:t>
-      </w:r>
-      <m:oMath>
-        <m:r>
-          <m:rPr>
-            <m:sty m:val="p"/>
-          </m:rPr>
-          <m:t>cos</m:t>
-        </m:r>
-        <m:r>
-          <m:rPr>
-            <m:sty m:val="p"/>
-          </m:rPr>
-          <m:t>(</m:t>
-        </m:r>
-        <m:r>
-          <m:t>π</m:t>
-        </m:r>
-        <m:r>
-          <m:rPr>
-            <m:sty m:val="p"/>
-          </m:rPr>
-          <m:t>/</m:t>
-        </m:r>
-        <m:r>
-          <m:t>2</m:t>
-        </m:r>
-        <m:r>
-          <m:rPr>
-            <m:sty m:val="p"/>
-          </m:rPr>
-          <m:t>)</m:t>
-        </m:r>
-        <m:r>
-          <m:rPr>
-            <m:sty m:val="p"/>
-          </m:rPr>
-          <m:t>=</m:t>
-        </m:r>
-        <m:r>
-          <m:t>0</m:t>
-        </m:r>
-      </m:oMath>
-      <w:r>
-        <w:t xml:space="preserve"> </w:t>
-      </w:r>
-      <w:r>
-        <w:t xml:space="preserve">and</w:t>
-      </w:r>
-      <w:r>
-        <w:t xml:space="preserve"> </w:t>
-      </w:r>
-      <m:oMath>
-        <m:r>
-          <m:rPr>
-            <m:sty m:val="p"/>
-          </m:rPr>
-          <m:t>sin</m:t>
-        </m:r>
-        <m:r>
-          <m:rPr>
-            <m:sty m:val="p"/>
-          </m:rPr>
-          <m:t>(</m:t>
-        </m:r>
-        <m:r>
-          <m:t>π</m:t>
-        </m:r>
-        <m:r>
-          <m:rPr>
-            <m:sty m:val="p"/>
-          </m:rPr>
-          <m:t>/</m:t>
-        </m:r>
-        <m:r>
-          <m:t>2</m:t>
-        </m:r>
-        <m:r>
-          <m:rPr>
-            <m:sty m:val="p"/>
-          </m:rPr>
-          <m:t>)</m:t>
-        </m:r>
-        <m:r>
-          <m:rPr>
-            <m:sty m:val="p"/>
-          </m:rPr>
-          <m:t>=</m:t>
-        </m:r>
-        <m:r>
-          <m:t>1</m:t>
-        </m:r>
-      </m:oMath>
-      <w:r>
-        <w:t xml:space="preserve">.</w:t>
-      </w:r>
-    </w:p>
-    <w:p>
-      <w:pPr>
-        <w:numPr>
-          <w:ilvl w:val="0"/>
-          <w:numId w:val="1016"/>
-        </w:numPr>
-      </w:pPr>
-      <m:oMath>
-        <m:r>
-          <m:t>θ</m:t>
-        </m:r>
-        <m:r>
-          <m:rPr>
-            <m:sty m:val="p"/>
-          </m:rPr>
-          <m:t>=</m:t>
-        </m:r>
-        <m:r>
-          <m:t>π</m:t>
-        </m:r>
-        <m:r>
-          <m:rPr>
-            <m:sty m:val="p"/>
-          </m:rPr>
-          <m:t>/</m:t>
-        </m:r>
-        <m:r>
-          <m:t>4</m:t>
-        </m:r>
-      </m:oMath>
-      <w:r>
-        <w:t xml:space="preserve"> </w:t>
-      </w:r>
-      <w:r>
-        <w:t xml:space="preserve">goes an eighth of the way round,</w:t>
-      </w:r>
-      <w:r>
-        <w:t xml:space="preserve"> </w:t>
-      </w:r>
-      <w:r>
-        <w:t xml:space="preserve">to the point of the circle with</w:t>
-      </w:r>
-      <w:r>
-        <w:t xml:space="preserve"> </w:t>
-      </w:r>
-      <m:oMath>
-        <m:sSub>
-          <m:e>
-            <m:r>
-              <m:t>x</m:t>
-            </m:r>
-          </m:e>
-          <m:sub>
-            <m:r>
-              <m:t>1</m:t>
-            </m:r>
-          </m:sub>
-        </m:sSub>
-        <m:r>
-          <m:rPr>
-            <m:sty m:val="p"/>
-          </m:rPr>
-          <m:t>=</m:t>
-        </m:r>
-        <m:sSub>
-          <m:e>
-            <m:r>
-              <m:t>x</m:t>
-            </m:r>
-          </m:e>
-          <m:sub>
-            <m:r>
-              <m:t>2</m:t>
-            </m:r>
-          </m:sub>
-        </m:sSub>
-        <m:r>
-          <m:rPr>
-            <m:sty m:val="p"/>
-          </m:rPr>
-          <m:t>&gt;</m:t>
-        </m:r>
-        <m:r>
-          <m:t>0</m:t>
-        </m:r>
-      </m:oMath>
-      <w:r>
-        <w:t xml:space="preserve">.</w:t>
-      </w:r>
-      <w:r>
-        <w:t xml:space="preserve"> </w:t>
-      </w:r>
-      <w:r>
-        <w:t xml:space="preserve">There</w:t>
-      </w:r>
-      <w:r>
-        <w:t xml:space="preserve"> </w:t>
-      </w:r>
-      <m:oMath>
-        <m:sSubSup>
-          <m:e>
-            <m:r>
-              <m:t>x</m:t>
-            </m:r>
-          </m:e>
-          <m:sub>
-            <m:r>
-              <m:t>1</m:t>
-            </m:r>
-          </m:sub>
-          <m:sup>
-            <m:r>
-              <m:t>2</m:t>
-            </m:r>
-          </m:sup>
-        </m:sSubSup>
-        <m:r>
-          <m:rPr>
-            <m:sty m:val="p"/>
-          </m:rPr>
-          <m:t>+</m:t>
-        </m:r>
-        <m:sSubSup>
-          <m:e>
-            <m:r>
-              <m:t>x</m:t>
-            </m:r>
-          </m:e>
-          <m:sub>
-            <m:r>
-              <m:t>1</m:t>
-            </m:r>
-          </m:sub>
-          <m:sup>
-            <m:r>
-              <m:t>2</m:t>
-            </m:r>
-          </m:sup>
-        </m:sSubSup>
-        <m:r>
-          <m:rPr>
-            <m:sty m:val="p"/>
-          </m:rPr>
-          <m:t>=</m:t>
-        </m:r>
-        <m:r>
-          <m:t>1</m:t>
-        </m:r>
-      </m:oMath>
-      <w:r>
-        <w:t xml:space="preserve">, so</w:t>
-      </w:r>
-      <w:r>
-        <w:t xml:space="preserve"> </w:t>
-      </w:r>
-      <m:oMath>
-        <m:sSubSup>
-          <m:e>
-            <m:r>
-              <m:t>x</m:t>
-            </m:r>
-          </m:e>
-          <m:sub>
-            <m:r>
-              <m:t>1</m:t>
-            </m:r>
-          </m:sub>
-          <m:sup>
-            <m:r>
-              <m:t>2</m:t>
-            </m:r>
-          </m:sup>
-        </m:sSubSup>
-        <m:r>
-          <m:rPr>
-            <m:sty m:val="p"/>
-          </m:rPr>
-          <m:t>=</m:t>
-        </m:r>
-        <m:f>
-          <m:fPr>
-            <m:type m:val="lin"/>
-          </m:fPr>
-          <m:num>
-            <m:r>
-              <m:t>1</m:t>
-            </m:r>
-          </m:num>
-          <m:den>
-            <m:r>
-              <m:t>2</m:t>
-            </m:r>
-          </m:den>
-        </m:f>
-      </m:oMath>
-      <w:r>
-        <w:t xml:space="preserve"> </w:t>
-      </w:r>
-      <w:r>
-        <w:t xml:space="preserve">and</w:t>
-      </w:r>
-      <w:r>
-        <w:t xml:space="preserve"> </w:t>
-      </w:r>
-      <m:oMath>
-        <m:sSub>
-          <m:e>
-            <m:r>
-              <m:t>x</m:t>
-            </m:r>
-          </m:e>
-          <m:sub>
-            <m:r>
-              <m:t>1</m:t>
-            </m:r>
-          </m:sub>
-        </m:sSub>
-        <m:r>
-          <m:rPr>
-            <m:sty m:val="p"/>
-          </m:rPr>
-          <m:t>=</m:t>
-        </m:r>
-        <m:f>
-          <m:fPr>
-            <m:type m:val="lin"/>
-          </m:fPr>
-          <m:num>
-            <m:r>
-              <m:t>1</m:t>
-            </m:r>
-          </m:num>
-          <m:den>
-            <m:rad>
-              <m:radPr>
-                <m:degHide m:val="on"/>
-              </m:radPr>
-              <m:deg/>
-              <m:e>
-                <m:r>
-                  <m:t>2</m:t>
-                </m:r>
-              </m:e>
-            </m:rad>
-          </m:den>
-        </m:f>
-        <m:r>
-          <m:rPr>
-            <m:sty m:val="p"/>
-          </m:rPr>
-          <m:t>≈</m:t>
-        </m:r>
-        <m:r>
-          <m:t>0.7071</m:t>
-        </m:r>
-      </m:oMath>
-      <w:r>
-        <w:t xml:space="preserve">:</w:t>
-      </w:r>
-    </w:p>
-    <w:p>
-      <w:pPr>
-        <w:pStyle w:val="BodyText"/>
-      </w:pPr>
-      <m:oMathPara>
-        <m:oMathParaPr>
-          <m:jc m:val="center"/>
-        </m:oMathParaPr>
-        <m:oMath>
-          <m:eqArr>
-            <m:e>
-              <m:r>
-                <m:rPr>
-                  <m:sty m:val="p"/>
-                </m:rPr>
-                <m:t>cos</m:t>
-              </m:r>
-              <m:r>
-                <m:rPr>
-                  <m:sty m:val="p"/>
-                </m:rPr>
-                <m:t>(</m:t>
-              </m:r>
-              <m:r>
-                <m:t>π</m:t>
-              </m:r>
-              <m:r>
-                <m:rPr>
-                  <m:sty m:val="p"/>
-                </m:rPr>
-                <m:t>/</m:t>
-              </m:r>
-              <m:r>
-                <m:t>4</m:t>
-              </m:r>
-              <m:r>
-                <m:rPr>
-                  <m:sty m:val="p"/>
-                </m:rPr>
-                <m:t>)</m:t>
-              </m:r>
-              <m:r>
-                <m:t>&amp;</m:t>
-              </m:r>
-              <m:r>
-                <m:rPr>
-                  <m:sty m:val="p"/>
-                </m:rPr>
-                <m:t>=</m:t>
-              </m:r>
-              <m:r>
-                <m:rPr>
-                  <m:sty m:val="p"/>
-                </m:rPr>
-                <m:t>sin</m:t>
-              </m:r>
-              <m:r>
-                <m:rPr>
-                  <m:sty m:val="p"/>
-                </m:rPr>
-                <m:t>(</m:t>
-              </m:r>
-              <m:r>
-                <m:t>π</m:t>
-              </m:r>
-              <m:r>
-                <m:rPr>
-                  <m:sty m:val="p"/>
-                </m:rPr>
-                <m:t>/</m:t>
-              </m:r>
-              <m:r>
-                <m:t>4</m:t>
-              </m:r>
-              <m:r>
-                <m:rPr>
-                  <m:sty m:val="p"/>
-                </m:rPr>
-                <m:t>)</m:t>
-              </m:r>
-            </m:e>
-            <m:e>
-              <m:r>
-                <m:t>&amp;</m:t>
-              </m:r>
-              <m:r>
-                <m:rPr>
-                  <m:sty m:val="p"/>
-                </m:rPr>
-                <m:t>=</m:t>
-              </m:r>
-              <m:f>
-                <m:fPr>
-                  <m:type m:val="lin"/>
-                </m:fPr>
-                <m:num>
-                  <m:r>
-                    <m:t>1</m:t>
-                  </m:r>
-                </m:num>
-                <m:den>
-                  <m:rad>
-                    <m:radPr>
-                      <m:degHide m:val="on"/>
-                    </m:radPr>
-                    <m:deg/>
-                    <m:e>
-                      <m:r>
-                        <m:t>2</m:t>
-                      </m:r>
-                    </m:e>
-                  </m:rad>
-                </m:den>
-              </m:f>
-              <m:r>
-                <m:rPr>
-                  <m:sty m:val="p"/>
-                </m:rPr>
-                <m:t>.</m:t>
-              </m:r>
-            </m:e>
-          </m:eqArr>
-        </m:oMath>
-      </m:oMathPara>
-    </w:p>
-    <w:p>
-      <w:pPr>
-        <w:pStyle w:val="FirstParagraph"/>
-      </w:pPr>
-      <w:r>
-        <w:t xml:space="preserve">Angles are also measured in</w:t>
-      </w:r>
-      <w:r>
-        <w:t xml:space="preserve"> </w:t>
-      </w:r>
-      <w:r>
-        <w:rPr>
-          <w:i/>
-          <w:iCs/>
-        </w:rPr>
-        <w:t xml:space="preserve">degrees</w:t>
-      </w:r>
-      <w:r>
-        <w:t xml:space="preserve">, with a full turn of</w:t>
-      </w:r>
-      <w:r>
-        <w:t xml:space="preserve"> </w:t>
-      </w:r>
-      <m:oMath>
-        <m:r>
-          <m:t>2</m:t>
-        </m:r>
-        <m:r>
-          <m:t>π</m:t>
-        </m:r>
-      </m:oMath>
-      <w:r>
-        <w:t xml:space="preserve"> </w:t>
-      </w:r>
-      <w:r>
-        <w:t xml:space="preserve">equal to</w:t>
-      </w:r>
-      <w:r>
-        <w:t xml:space="preserve"> </w:t>
-      </w:r>
-      <m:oMath>
-        <m:r>
-          <m:t>360</m:t>
-        </m:r>
-      </m:oMath>
-      <w:r>
-        <w:t xml:space="preserve"> </w:t>
-      </w:r>
-      <w:r>
-        <w:t xml:space="preserve">degrees,</w:t>
-      </w:r>
-      <w:r>
-        <w:t xml:space="preserve"> </w:t>
-      </w:r>
-      <w:r>
-        <w:t xml:space="preserve">so</w:t>
-      </w:r>
-      <w:r>
-        <w:t xml:space="preserve"> </w:t>
-      </w:r>
-      <m:oMath>
-        <m:r>
-          <m:t>π</m:t>
-        </m:r>
-        <m:r>
-          <m:rPr>
-            <m:sty m:val="p"/>
-          </m:rPr>
-          <m:t>/</m:t>
-        </m:r>
-        <m:r>
-          <m:t>2</m:t>
-        </m:r>
-      </m:oMath>
-      <w:r>
-        <w:t xml:space="preserve"> </w:t>
-      </w:r>
-      <w:r>
-        <w:t xml:space="preserve">is</w:t>
-      </w:r>
-      <w:r>
-        <w:t xml:space="preserve"> </w:t>
-      </w:r>
-      <m:oMath>
-        <m:r>
-          <m:t>90</m:t>
-        </m:r>
-      </m:oMath>
-      <w:r>
-        <w:t xml:space="preserve"> </w:t>
-      </w:r>
-      <w:r>
-        <w:t xml:space="preserve">degrees and</w:t>
-      </w:r>
-      <w:r>
-        <w:t xml:space="preserve"> </w:t>
-      </w:r>
-      <m:oMath>
-        <m:r>
-          <m:t>π</m:t>
-        </m:r>
-        <m:r>
-          <m:rPr>
-            <m:sty m:val="p"/>
-          </m:rPr>
-          <m:t>/</m:t>
-        </m:r>
-        <m:r>
-          <m:t>4</m:t>
-        </m:r>
-      </m:oMath>
-      <w:r>
-        <w:t xml:space="preserve"> </w:t>
-      </w:r>
-      <w:r>
-        <w:t xml:space="preserve">is</w:t>
-      </w:r>
-      <w:r>
-        <w:t xml:space="preserve"> </w:t>
-      </w:r>
-      <m:oMath>
-        <m:r>
-          <m:t>45</m:t>
-        </m:r>
-      </m:oMath>
-      <w:r>
-        <w:t xml:space="preserve"> </w:t>
-      </w:r>
-      <w:r>
-        <w:t xml:space="preserve">degrees.</w:t>
-      </w:r>
-    </w:p>
-    <w:bookmarkEnd w:id="51"/>
-    <w:bookmarkStart w:id="52" w:name="def-angle"/>
-    <w:p>
-      <w:pPr>
-        <w:pStyle w:val="BodyText"/>
-      </w:pPr>
-      <w:r>
-        <w:rPr>
-          <w:b/>
-          <w:bCs/>
-        </w:rPr>
-        <w:t xml:space="preserve">Definition 8 (Angle between two vectors)</w:t>
+        <w:t xml:space="preserve">Definition 7 (Angle between two vectors)</w:t>
       </w:r>
       <w:r>
         <w:t xml:space="preserve"> </w:t>
@@ -34266,12 +33165,12 @@
       <w:r>
         <w:t xml:space="preserve">whose cosine (</w:t>
       </w:r>
-      <w:hyperlink w:anchor="def-cosine-sine">
+      <w:hyperlink r:id="rId50">
         <w:r>
           <w:rPr>
             <w:rStyle w:val="Hyperlink"/>
           </w:rPr>
-          <w:t xml:space="preserve">Definition 7</w:t>
+          <w:t xml:space="preserve">Definition 1 in Trigonometry</w:t>
         </w:r>
       </w:hyperlink>
       <w:r>
@@ -34401,7 +33300,7 @@
         </m:oMath>
       </m:oMathPara>
     </w:p>
-    <w:bookmarkEnd w:id="52"/>
+    <w:bookmarkEnd w:id="51"/>
     <w:bookmarkStart w:id="53" w:name="rem-angle-well-defined"/>
     <w:p>
       <w:pPr>
@@ -34613,7 +33512,18 @@
         <w:t xml:space="preserve"> </w:t>
       </w:r>
       <w:r>
-        <w:t xml:space="preserve">exactly once,</w:t>
+        <w:t xml:space="preserve">exactly once (</w:t>
+      </w:r>
+      <w:hyperlink r:id="rId52">
+        <w:r>
+          <w:rPr>
+            <w:rStyle w:val="Hyperlink"/>
+          </w:rPr>
+          <w:t xml:space="preserve">Theorem 2 in Trigonometry</w:t>
+        </w:r>
+      </w:hyperlink>
+      <w:r>
+        <w:t xml:space="preserve">),</w:t>
       </w:r>
       <w:r>
         <w:t xml:space="preserve"> </w:t>
@@ -34632,34 +33542,25 @@
       <w:r>
         <w:t xml:space="preserve">.</w:t>
       </w:r>
-      <w:r>
-        <w:t xml:space="preserve"> </w:t>
-      </w:r>
-      <w:r>
-        <w:t xml:space="preserve">The angle is</w:t>
-      </w:r>
-      <w:r>
-        <w:t xml:space="preserve"> </w:t>
-      </w:r>
-      <m:oMath>
-        <m:r>
-          <m:t>π</m:t>
-        </m:r>
-        <m:r>
-          <m:rPr>
-            <m:sty m:val="p"/>
-          </m:rPr>
-          <m:t>/</m:t>
-        </m:r>
-        <m:r>
-          <m:t>2</m:t>
-        </m:r>
-      </m:oMath>
-      <w:r>
-        <w:t xml:space="preserve"> </w:t>
-      </w:r>
-      <w:r>
-        <w:t xml:space="preserve">exactly when</w:t>
+    </w:p>
+    <w:bookmarkEnd w:id="53"/>
+    <w:bookmarkStart w:id="54" w:name="cor-right-angle-orthogonal"/>
+    <w:p>
+      <w:pPr>
+        <w:pStyle w:val="BodyText"/>
+      </w:pPr>
+      <w:r>
+        <w:rPr>
+          <w:b/>
+          <w:bCs/>
+        </w:rPr>
+        <w:t xml:space="preserve">Corollary 1 (A right angle means orthogonal)</w:t>
+      </w:r>
+      <w:r>
+        <w:t xml:space="preserve"> </w:t>
+      </w:r>
+      <w:r>
+        <w:t xml:space="preserve">For nonzero vectors</w:t>
       </w:r>
       <w:r>
         <w:t xml:space="preserve"> </w:t>
@@ -34679,7 +33580,7 @@
           <m:rPr>
             <m:sty m:val="p"/>
           </m:rPr>
-          <m:t>⋅</m:t>
+          <m:t>,</m:t>
         </m:r>
         <m:acc>
           <m:accPr>
@@ -34695,18 +33596,150 @@
           <m:rPr>
             <m:sty m:val="p"/>
           </m:rPr>
-          <m:t>=</m:t>
-        </m:r>
-        <m:r>
-          <m:t>0</m:t>
-        </m:r>
+          <m:t>∈</m:t>
+        </m:r>
+        <m:sSup>
+          <m:e>
+            <m:r>
+              <m:rPr>
+                <m:scr m:val="double-struck"/>
+                <m:sty m:val="p"/>
+              </m:rPr>
+              <m:t>R</m:t>
+            </m:r>
+          </m:e>
+          <m:sup>
+            <m:r>
+              <m:t>p</m:t>
+            </m:r>
+          </m:sup>
+        </m:sSup>
       </m:oMath>
       <w:r>
-        <w:t xml:space="preserve">,</w:t>
-      </w:r>
-      <w:r>
-        <w:t xml:space="preserve"> </w:t>
-      </w:r>
+        <w:t xml:space="preserve"> </w:t>
+      </w:r>
+      <w:r>
+        <w:t xml:space="preserve">with angle</w:t>
+      </w:r>
+      <w:r>
+        <w:t xml:space="preserve"> </w:t>
+      </w:r>
+      <m:oMath>
+        <m:r>
+          <m:t>θ</m:t>
+        </m:r>
+      </m:oMath>
+      <w:r>
+        <w:t xml:space="preserve"> </w:t>
+      </w:r>
+      <w:r>
+        <w:t xml:space="preserve">(</w:t>
+      </w:r>
+      <w:hyperlink w:anchor="def-angle">
+        <w:r>
+          <w:rPr>
+            <w:rStyle w:val="Hyperlink"/>
+          </w:rPr>
+          <w:t xml:space="preserve">Definition 7</w:t>
+        </w:r>
+      </w:hyperlink>
+      <w:r>
+        <w:t xml:space="preserve">),</w:t>
+      </w:r>
+    </w:p>
+    <w:p>
+      <w:pPr>
+        <w:pStyle w:val="BodyText"/>
+      </w:pPr>
+      <m:oMathPara>
+        <m:oMathParaPr>
+          <m:jc m:val="center"/>
+        </m:oMathParaPr>
+        <m:oMath>
+          <m:r>
+            <m:t>θ</m:t>
+          </m:r>
+          <m:r>
+            <m:rPr>
+              <m:sty m:val="p"/>
+            </m:rPr>
+            <m:t>=</m:t>
+          </m:r>
+          <m:f>
+            <m:fPr>
+              <m:type m:val="bar"/>
+            </m:fPr>
+            <m:num>
+              <m:r>
+                <m:t>π</m:t>
+              </m:r>
+            </m:num>
+            <m:den>
+              <m:r>
+                <m:t>2</m:t>
+              </m:r>
+            </m:den>
+          </m:f>
+          <m:r>
+            <m:t> </m:t>
+          </m:r>
+          <m:r>
+            <m:rPr>
+              <m:sty m:val="p"/>
+            </m:rPr>
+            <m:t>⇔</m:t>
+          </m:r>
+          <m:r>
+            <m:t> </m:t>
+          </m:r>
+          <m:acc>
+            <m:accPr>
+              <m:chr m:val="̃"/>
+            </m:accPr>
+            <m:e>
+              <m:r>
+                <m:t>x</m:t>
+              </m:r>
+            </m:e>
+          </m:acc>
+          <m:r>
+            <m:rPr>
+              <m:sty m:val="p"/>
+            </m:rPr>
+            <m:t>⋅</m:t>
+          </m:r>
+          <m:acc>
+            <m:accPr>
+              <m:chr m:val="̃"/>
+            </m:accPr>
+            <m:e>
+              <m:r>
+                <m:t>y</m:t>
+              </m:r>
+            </m:e>
+          </m:acc>
+          <m:r>
+            <m:rPr>
+              <m:sty m:val="p"/>
+            </m:rPr>
+            <m:t>=</m:t>
+          </m:r>
+          <m:r>
+            <m:t>0</m:t>
+          </m:r>
+          <m:r>
+            <m:rPr>
+              <m:sty m:val="p"/>
+            </m:rPr>
+            <m:t>,</m:t>
+          </m:r>
+        </m:oMath>
+      </m:oMathPara>
+    </w:p>
+    <w:p>
+      <w:pPr>
+        <w:pStyle w:val="FirstParagraph"/>
+      </w:pPr>
       <w:r>
         <w:t xml:space="preserve">so for nonzero vectors, orthogonal (</w:t>
       </w:r>
@@ -34722,18 +33755,269 @@
         <w:t xml:space="preserve">) means at a right angle.</w:t>
       </w:r>
     </w:p>
-    <w:bookmarkEnd w:id="53"/>
-    <w:bookmarkStart w:id="54" w:name="exm-angle"/>
+    <w:bookmarkEnd w:id="54"/>
     <w:p>
       <w:pPr>
         <w:pStyle w:val="BodyText"/>
       </w:pPr>
       <w:r>
         <w:rPr>
+          <w:i/>
+          <w:iCs/>
+        </w:rPr>
+        <w:t xml:space="preserve">Proof</w:t>
+      </w:r>
+      <w:r>
+        <w:t xml:space="preserve">. </w:t>
+      </w:r>
+      <w:r>
+        <w:t xml:space="preserve">Since</w:t>
+      </w:r>
+      <w:r>
+        <w:t xml:space="preserve"> </w:t>
+      </w:r>
+      <m:oMath>
+        <m:r>
+          <m:t>​</m:t>
+        </m:r>
+        <m:d>
+          <m:dPr>
+            <m:begChr m:val="∥"/>
+            <m:sepChr m:val=""/>
+            <m:endChr m:val="∥"/>
+            <m:grow/>
+          </m:dPr>
+          <m:e>
+            <m:acc>
+              <m:accPr>
+                <m:chr m:val="̃"/>
+              </m:accPr>
+              <m:e>
+                <m:r>
+                  <m:t>x</m:t>
+                </m:r>
+              </m:e>
+            </m:acc>
+          </m:e>
+        </m:d>
+        <m:r>
+          <m:t>​</m:t>
+        </m:r>
+        <m:r>
+          <m:t> </m:t>
+        </m:r>
+        <m:r>
+          <m:t>​</m:t>
+        </m:r>
+        <m:d>
+          <m:dPr>
+            <m:begChr m:val="∥"/>
+            <m:sepChr m:val=""/>
+            <m:endChr m:val="∥"/>
+            <m:grow/>
+          </m:dPr>
+          <m:e>
+            <m:acc>
+              <m:accPr>
+                <m:chr m:val="̃"/>
+              </m:accPr>
+              <m:e>
+                <m:r>
+                  <m:t>y</m:t>
+                </m:r>
+              </m:e>
+            </m:acc>
+          </m:e>
+        </m:d>
+        <m:r>
+          <m:t>​</m:t>
+        </m:r>
+        <m:r>
+          <m:rPr>
+            <m:sty m:val="p"/>
+          </m:rPr>
+          <m:t>&gt;</m:t>
+        </m:r>
+        <m:r>
+          <m:t>0</m:t>
+        </m:r>
+      </m:oMath>
+      <w:r>
+        <w:t xml:space="preserve"> </w:t>
+      </w:r>
+      <w:r>
+        <w:t xml:space="preserve">(</w:t>
+      </w:r>
+      <w:hyperlink w:anchor="thm-norm-properties">
+        <w:r>
+          <w:rPr>
+            <w:rStyle w:val="Hyperlink"/>
+          </w:rPr>
+          <w:t xml:space="preserve">Theorem 1</w:t>
+        </w:r>
+      </w:hyperlink>
+      <w:r>
+        <w:t xml:space="preserve">),</w:t>
+      </w:r>
+      <w:r>
+        <w:t xml:space="preserve"> </w:t>
+      </w:r>
+      <m:oMath>
+        <m:r>
+          <m:rPr>
+            <m:sty m:val="p"/>
+          </m:rPr>
+          <m:t>cos</m:t>
+        </m:r>
+        <m:r>
+          <m:t>θ</m:t>
+        </m:r>
+        <m:r>
+          <m:rPr>
+            <m:sty m:val="p"/>
+          </m:rPr>
+          <m:t>=</m:t>
+        </m:r>
+        <m:r>
+          <m:t>0</m:t>
+        </m:r>
+      </m:oMath>
+      <w:r>
+        <w:t xml:space="preserve"> </w:t>
+      </w:r>
+      <w:r>
+        <w:t xml:space="preserve">exactly when</w:t>
+      </w:r>
+      <w:r>
+        <w:t xml:space="preserve"> </w:t>
+      </w:r>
+      <m:oMath>
+        <m:acc>
+          <m:accPr>
+            <m:chr m:val="̃"/>
+          </m:accPr>
+          <m:e>
+            <m:r>
+              <m:t>x</m:t>
+            </m:r>
+          </m:e>
+        </m:acc>
+        <m:r>
+          <m:rPr>
+            <m:sty m:val="p"/>
+          </m:rPr>
+          <m:t>⋅</m:t>
+        </m:r>
+        <m:acc>
+          <m:accPr>
+            <m:chr m:val="̃"/>
+          </m:accPr>
+          <m:e>
+            <m:r>
+              <m:t>y</m:t>
+            </m:r>
+          </m:e>
+        </m:acc>
+        <m:r>
+          <m:rPr>
+            <m:sty m:val="p"/>
+          </m:rPr>
+          <m:t>=</m:t>
+        </m:r>
+        <m:r>
+          <m:t>0</m:t>
+        </m:r>
+      </m:oMath>
+      <w:r>
+        <w:t xml:space="preserve">.</w:t>
+      </w:r>
+      <w:r>
+        <w:t xml:space="preserve"> </w:t>
+      </w:r>
+      <w:r>
+        <w:t xml:space="preserve">On</w:t>
+      </w:r>
+      <w:r>
+        <w:t xml:space="preserve"> </w:t>
+      </w:r>
+      <m:oMath>
+        <m:r>
+          <m:rPr>
+            <m:sty m:val="p"/>
+          </m:rPr>
+          <m:t>[</m:t>
+        </m:r>
+        <m:r>
+          <m:t>0</m:t>
+        </m:r>
+        <m:r>
+          <m:rPr>
+            <m:sty m:val="p"/>
+          </m:rPr>
+          <m:t>,</m:t>
+        </m:r>
+        <m:r>
+          <m:t>π</m:t>
+        </m:r>
+        <m:r>
+          <m:rPr>
+            <m:sty m:val="p"/>
+          </m:rPr>
+          <m:t>]</m:t>
+        </m:r>
+      </m:oMath>
+      <w:r>
+        <w:t xml:space="preserve">,</w:t>
+      </w:r>
+      <w:r>
+        <w:t xml:space="preserve"> </w:t>
+      </w:r>
+      <m:oMath>
+        <m:r>
+          <m:rPr>
+            <m:sty m:val="p"/>
+          </m:rPr>
+          <m:t>cos</m:t>
+        </m:r>
+      </m:oMath>
+      <w:r>
+        <w:t xml:space="preserve"> </w:t>
+      </w:r>
+      <w:r>
+        <w:t xml:space="preserve">vanishes only at</w:t>
+      </w:r>
+      <w:r>
+        <w:t xml:space="preserve"> </w:t>
+      </w:r>
+      <m:oMath>
+        <m:r>
+          <m:t>π</m:t>
+        </m:r>
+        <m:r>
+          <m:rPr>
+            <m:sty m:val="p"/>
+          </m:rPr>
+          <m:t>/</m:t>
+        </m:r>
+        <m:r>
+          <m:t>2</m:t>
+        </m:r>
+      </m:oMath>
+      <w:r>
+        <w:t xml:space="preserve">.</w:t>
+      </w:r>
+    </w:p>
+    <w:bookmarkStart w:id="55" w:name="exm-angle"/>
+    <w:p>
+      <w:pPr>
+        <w:pStyle w:val="BodyText"/>
+      </w:pPr>
+      <w:r>
+        <w:rPr>
           <w:b/>
           <w:bCs/>
         </w:rPr>
-        <w:t xml:space="preserve">Example 14 (Some angles in the plane)</w:t>
+        <w:t xml:space="preserve">Example 13 (Some angles in the plane)</w:t>
       </w:r>
       <w:r>
         <w:t xml:space="preserve"> </w:t>
@@ -34746,7 +34030,7 @@
       <w:pPr>
         <w:numPr>
           <w:ilvl w:val="0"/>
-          <w:numId w:val="1017"/>
+          <w:numId w:val="1016"/>
         </w:numPr>
       </w:pPr>
       <m:oMath>
@@ -34902,7 +34186,7 @@
       <w:pPr>
         <w:numPr>
           <w:ilvl w:val="0"/>
-          <w:numId w:val="1017"/>
+          <w:numId w:val="1016"/>
         </w:numPr>
       </w:pPr>
       <m:oMath>
@@ -35126,7 +34410,7 @@
       <w:pPr>
         <w:numPr>
           <w:ilvl w:val="0"/>
-          <w:numId w:val="1017"/>
+          <w:numId w:val="1016"/>
         </w:numPr>
       </w:pPr>
       <m:oMath>
@@ -35325,7 +34609,7 @@
       <w:pPr>
         <w:numPr>
           <w:ilvl w:val="0"/>
-          <w:numId w:val="1017"/>
+          <w:numId w:val="1016"/>
         </w:numPr>
       </w:pPr>
       <m:oMath>
@@ -35428,8 +34712,8 @@
         <w:t xml:space="preserve">.</w:t>
       </w:r>
     </w:p>
-    <w:bookmarkEnd w:id="54"/>
-    <w:bookmarkStart w:id="55" w:name="def-cosine-similarity"/>
+    <w:bookmarkEnd w:id="55"/>
+    <w:bookmarkStart w:id="56" w:name="def-cosine-similarity"/>
     <w:p>
       <w:pPr>
         <w:pStyle w:val="FirstParagraph"/>
@@ -35439,7 +34723,7 @@
           <w:b/>
           <w:bCs/>
         </w:rPr>
-        <w:t xml:space="preserve">Definition 9 (Cosine similarity)</w:t>
+        <w:t xml:space="preserve">Definition 8 (Cosine similarity)</w:t>
       </w:r>
       <w:r>
         <w:t xml:space="preserve"> </w:t>
@@ -35700,8 +34984,8 @@
         </m:oMath>
       </m:oMathPara>
     </w:p>
-    <w:bookmarkEnd w:id="55"/>
-    <w:bookmarkStart w:id="56" w:name="exm-cosine-similarity"/>
+    <w:bookmarkEnd w:id="56"/>
+    <w:bookmarkStart w:id="57" w:name="exm-cosine-similarity"/>
     <w:p>
       <w:pPr>
         <w:pStyle w:val="FirstParagraph"/>
@@ -35711,7 +34995,7 @@
           <w:b/>
           <w:bCs/>
         </w:rPr>
-        <w:t xml:space="preserve">Example 15 (Cosine similarity of parallel, orthogonal, and arbitrary vectors)</w:t>
+        <w:t xml:space="preserve">Example 14 (Cosine similarity of parallel, orthogonal, and arbitrary vectors)</w:t>
       </w:r>
       <w:r>
         <w:t xml:space="preserve"> </w:t>
@@ -35748,7 +35032,7 @@
       <w:pPr>
         <w:numPr>
           <w:ilvl w:val="0"/>
-          <w:numId w:val="1018"/>
+          <w:numId w:val="1017"/>
         </w:numPr>
       </w:pPr>
       <w:r>
@@ -36019,7 +35303,7 @@
       <w:pPr>
         <w:numPr>
           <w:ilvl w:val="0"/>
-          <w:numId w:val="1018"/>
+          <w:numId w:val="1017"/>
         </w:numPr>
       </w:pPr>
       <w:r>
@@ -36302,7 +35586,7 @@
       <w:pPr>
         <w:numPr>
           <w:ilvl w:val="0"/>
-          <w:numId w:val="1018"/>
+          <w:numId w:val="1017"/>
         </w:numPr>
       </w:pPr>
       <w:r>
@@ -36770,8 +36054,8 @@
         <w:t xml:space="preserve">.</w:t>
       </w:r>
     </w:p>
-    <w:bookmarkEnd w:id="56"/>
-    <w:bookmarkStart w:id="57" w:name="cor-cosine-similarity-angle"/>
+    <w:bookmarkEnd w:id="57"/>
+    <w:bookmarkStart w:id="58" w:name="cor-cosine-similarity-angle"/>
     <w:p>
       <w:pPr>
         <w:pStyle w:val="BodyText"/>
@@ -36781,7 +36065,7 @@
           <w:b/>
           <w:bCs/>
         </w:rPr>
-        <w:t xml:space="preserve">Corollary 1 (Cosine similarity is the cosine of the angle)</w:t>
+        <w:t xml:space="preserve">Corollary 2 (Cosine similarity is the cosine of the angle)</w:t>
       </w:r>
       <w:r>
         <w:t xml:space="preserve"> </w:t>
@@ -36867,7 +36151,7 @@
           <w:rPr>
             <w:rStyle w:val="Hyperlink"/>
           </w:rPr>
-          <w:t xml:space="preserve">Definition 8</w:t>
+          <w:t xml:space="preserve">Definition 7</w:t>
         </w:r>
       </w:hyperlink>
       <w:r>
@@ -36951,7 +36235,7 @@
         </m:oMath>
       </m:oMathPara>
     </w:p>
-    <w:bookmarkEnd w:id="57"/>
+    <w:bookmarkEnd w:id="58"/>
     <w:p>
       <w:pPr>
         <w:pStyle w:val="FirstParagraph"/>
@@ -36973,6 +36257,43 @@
         <w:t xml:space="preserve"> </w:t>
       </w:r>
       <w:hyperlink w:anchor="def-angle">
+        <w:r>
+          <w:rPr>
+            <w:rStyle w:val="Hyperlink"/>
+          </w:rPr>
+          <w:t xml:space="preserve">Definition 7</w:t>
+        </w:r>
+      </w:hyperlink>
+      <w:r>
+        <w:t xml:space="preserve"> </w:t>
+      </w:r>
+      <w:r>
+        <w:t xml:space="preserve">sets equal to</w:t>
+      </w:r>
+      <w:r>
+        <w:t xml:space="preserve"> </w:t>
+      </w:r>
+      <m:oMath>
+        <m:r>
+          <m:rPr>
+            <m:sty m:val="p"/>
+          </m:rPr>
+          <m:t>cos</m:t>
+        </m:r>
+        <m:r>
+          <m:t>θ</m:t>
+        </m:r>
+      </m:oMath>
+      <w:r>
+        <w:t xml:space="preserve"> </w:t>
+      </w:r>
+      <w:r>
+        <w:t xml:space="preserve">is the ratio that</w:t>
+      </w:r>
+      <w:r>
+        <w:t xml:space="preserve"> </w:t>
+      </w:r>
+      <w:hyperlink w:anchor="def-cosine-similarity">
         <w:r>
           <w:rPr>
             <w:rStyle w:val="Hyperlink"/>
@@ -36984,43 +36305,6 @@
         <w:t xml:space="preserve"> </w:t>
       </w:r>
       <w:r>
-        <w:t xml:space="preserve">sets equal to</w:t>
-      </w:r>
-      <w:r>
-        <w:t xml:space="preserve"> </w:t>
-      </w:r>
-      <m:oMath>
-        <m:r>
-          <m:rPr>
-            <m:sty m:val="p"/>
-          </m:rPr>
-          <m:t>cos</m:t>
-        </m:r>
-        <m:r>
-          <m:t>θ</m:t>
-        </m:r>
-      </m:oMath>
-      <w:r>
-        <w:t xml:space="preserve"> </w:t>
-      </w:r>
-      <w:r>
-        <w:t xml:space="preserve">is the ratio that</w:t>
-      </w:r>
-      <w:r>
-        <w:t xml:space="preserve"> </w:t>
-      </w:r>
-      <w:hyperlink w:anchor="def-cosine-similarity">
-        <w:r>
-          <w:rPr>
-            <w:rStyle w:val="Hyperlink"/>
-          </w:rPr>
-          <w:t xml:space="preserve">Definition 9</w:t>
-        </w:r>
-      </w:hyperlink>
-      <w:r>
-        <w:t xml:space="preserve"> </w:t>
-      </w:r>
-      <w:r>
         <w:t xml:space="preserve">defines as</w:t>
       </w:r>
       <w:r>
@@ -37076,7 +36360,7 @@
         <w:t xml:space="preserve">.</w:t>
       </w:r>
     </w:p>
-    <w:bookmarkStart w:id="58" w:name="X64c41f557e7f698c947bb0d906d626137043d1e"/>
+    <w:bookmarkStart w:id="59" w:name="X64c41f557e7f698c947bb0d906d626137043d1e"/>
     <w:p>
       <w:pPr>
         <w:pStyle w:val="BodyText"/>
@@ -37086,7 +36370,7 @@
           <w:b/>
           <w:bCs/>
         </w:rPr>
-        <w:t xml:space="preserve">Definition 10 (Cosine similarity in an inner product space)</w:t>
+        <w:t xml:space="preserve">Definition 9 (Cosine similarity in an inner product space)</w:t>
       </w:r>
       <w:r>
         <w:t xml:space="preserve"> </w:t>
@@ -37372,8 +36656,479 @@
         </m:oMath>
       </m:oMathPara>
     </w:p>
-    <w:bookmarkEnd w:id="58"/>
-    <w:bookmarkStart w:id="60" w:name="thm-pearson-cosine-centered"/>
+    <w:bookmarkEnd w:id="59"/>
+    <w:bookmarkStart w:id="60" w:name="cor-cosine-similarity-unit-vectors"/>
+    <w:p>
+      <w:pPr>
+        <w:pStyle w:val="FirstParagraph"/>
+      </w:pPr>
+      <w:r>
+        <w:rPr>
+          <w:b/>
+          <w:bCs/>
+        </w:rPr>
+        <w:t xml:space="preserve">Corollary 3 (Cosine similarity of unit vectors is their inner product)</w:t>
+      </w:r>
+      <w:r>
+        <w:t xml:space="preserve"> </w:t>
+      </w:r>
+      <w:r>
+        <w:t xml:space="preserve">In a real inner product space (</w:t>
+      </w:r>
+      <w:hyperlink w:anchor="def-inner-product-space">
+        <w:r>
+          <w:rPr>
+            <w:rStyle w:val="Hyperlink"/>
+          </w:rPr>
+          <w:t xml:space="preserve">Definition 2</w:t>
+        </w:r>
+      </w:hyperlink>
+      <w:r>
+        <w:t xml:space="preserve">),</w:t>
+      </w:r>
+      <w:r>
+        <w:t xml:space="preserve"> </w:t>
+      </w:r>
+      <w:r>
+        <w:t xml:space="preserve">for all vectors</w:t>
+      </w:r>
+      <w:r>
+        <w:t xml:space="preserve"> </w:t>
+      </w:r>
+      <m:oMath>
+        <m:acc>
+          <m:accPr>
+            <m:chr m:val="̃"/>
+          </m:accPr>
+          <m:e>
+            <m:r>
+              <m:t>x</m:t>
+            </m:r>
+          </m:e>
+        </m:acc>
+      </m:oMath>
+      <w:r>
+        <w:t xml:space="preserve"> </w:t>
+      </w:r>
+      <w:r>
+        <w:t xml:space="preserve">and</w:t>
+      </w:r>
+      <w:r>
+        <w:t xml:space="preserve"> </w:t>
+      </w:r>
+      <m:oMath>
+        <m:acc>
+          <m:accPr>
+            <m:chr m:val="̃"/>
+          </m:accPr>
+          <m:e>
+            <m:r>
+              <m:t>y</m:t>
+            </m:r>
+          </m:e>
+        </m:acc>
+      </m:oMath>
+      <w:r>
+        <w:t xml:space="preserve"> </w:t>
+      </w:r>
+      <w:r>
+        <w:t xml:space="preserve">with</w:t>
+      </w:r>
+      <w:r>
+        <w:t xml:space="preserve"> </w:t>
+      </w:r>
+      <m:oMath>
+        <m:r>
+          <m:t>​</m:t>
+        </m:r>
+        <m:d>
+          <m:dPr>
+            <m:begChr m:val="∥"/>
+            <m:sepChr m:val=""/>
+            <m:endChr m:val="∥"/>
+            <m:grow/>
+          </m:dPr>
+          <m:e>
+            <m:acc>
+              <m:accPr>
+                <m:chr m:val="̃"/>
+              </m:accPr>
+              <m:e>
+                <m:r>
+                  <m:t>x</m:t>
+                </m:r>
+              </m:e>
+            </m:acc>
+          </m:e>
+        </m:d>
+        <m:r>
+          <m:t>​</m:t>
+        </m:r>
+        <m:r>
+          <m:rPr>
+            <m:sty m:val="p"/>
+          </m:rPr>
+          <m:t>=</m:t>
+        </m:r>
+        <m:r>
+          <m:t>​</m:t>
+        </m:r>
+        <m:d>
+          <m:dPr>
+            <m:begChr m:val="∥"/>
+            <m:sepChr m:val=""/>
+            <m:endChr m:val="∥"/>
+            <m:grow/>
+          </m:dPr>
+          <m:e>
+            <m:acc>
+              <m:accPr>
+                <m:chr m:val="̃"/>
+              </m:accPr>
+              <m:e>
+                <m:r>
+                  <m:t>y</m:t>
+                </m:r>
+              </m:e>
+            </m:acc>
+          </m:e>
+        </m:d>
+        <m:r>
+          <m:t>​</m:t>
+        </m:r>
+        <m:r>
+          <m:rPr>
+            <m:sty m:val="p"/>
+          </m:rPr>
+          <m:t>=</m:t>
+        </m:r>
+        <m:r>
+          <m:t>1</m:t>
+        </m:r>
+      </m:oMath>
+      <w:r>
+        <w:t xml:space="preserve">,</w:t>
+      </w:r>
+    </w:p>
+    <w:p>
+      <w:pPr>
+        <w:pStyle w:val="BodyText"/>
+      </w:pPr>
+      <m:oMathPara>
+        <m:oMathParaPr>
+          <m:jc m:val="center"/>
+        </m:oMathParaPr>
+        <m:oMath>
+          <m:r>
+            <m:rPr>
+              <m:sty m:val="p"/>
+            </m:rPr>
+            <m:t>cossim</m:t>
+          </m:r>
+          <m:r>
+            <m:rPr>
+              <m:sty m:val="p"/>
+            </m:rPr>
+            <m:t>(</m:t>
+          </m:r>
+          <m:acc>
+            <m:accPr>
+              <m:chr m:val="̃"/>
+            </m:accPr>
+            <m:e>
+              <m:r>
+                <m:t>x</m:t>
+              </m:r>
+            </m:e>
+          </m:acc>
+          <m:r>
+            <m:rPr>
+              <m:sty m:val="p"/>
+            </m:rPr>
+            <m:t>,</m:t>
+          </m:r>
+          <m:acc>
+            <m:accPr>
+              <m:chr m:val="̃"/>
+            </m:accPr>
+            <m:e>
+              <m:r>
+                <m:t>y</m:t>
+              </m:r>
+            </m:e>
+          </m:acc>
+          <m:r>
+            <m:rPr>
+              <m:sty m:val="p"/>
+            </m:rPr>
+            <m:t>)</m:t>
+          </m:r>
+          <m:r>
+            <m:rPr>
+              <m:sty m:val="p"/>
+            </m:rPr>
+            <m:t>=</m:t>
+          </m:r>
+          <m:d>
+            <m:dPr>
+              <m:begChr m:val="⟨"/>
+              <m:sepChr m:val=""/>
+              <m:endChr m:val="⟩"/>
+              <m:grow/>
+            </m:dPr>
+            <m:e>
+              <m:acc>
+                <m:accPr>
+                  <m:chr m:val="̃"/>
+                </m:accPr>
+                <m:e>
+                  <m:r>
+                    <m:t>x</m:t>
+                  </m:r>
+                </m:e>
+              </m:acc>
+              <m:r>
+                <m:rPr>
+                  <m:sty m:val="p"/>
+                </m:rPr>
+                <m:t>,</m:t>
+              </m:r>
+              <m:acc>
+                <m:accPr>
+                  <m:chr m:val="̃"/>
+                </m:accPr>
+                <m:e>
+                  <m:r>
+                    <m:t>y</m:t>
+                  </m:r>
+                </m:e>
+              </m:acc>
+            </m:e>
+          </m:d>
+          <m:r>
+            <m:rPr>
+              <m:sty m:val="p"/>
+            </m:rPr>
+            <m:t>.</m:t>
+          </m:r>
+        </m:oMath>
+      </m:oMathPara>
+    </w:p>
+    <w:bookmarkEnd w:id="60"/>
+    <w:p>
+      <w:pPr>
+        <w:pStyle w:val="FirstParagraph"/>
+      </w:pPr>
+      <w:r>
+        <w:rPr>
+          <w:i/>
+          <w:iCs/>
+        </w:rPr>
+        <w:t xml:space="preserve">Proof</w:t>
+      </w:r>
+      <w:r>
+        <w:t xml:space="preserve">. </w:t>
+      </w:r>
+      <w:r>
+        <w:t xml:space="preserve">Both norms in the denominator of</w:t>
+      </w:r>
+      <w:r>
+        <w:t xml:space="preserve"> </w:t>
+      </w:r>
+      <w:hyperlink w:anchor="X64c41f557e7f698c947bb0d906d626137043d1e">
+        <w:r>
+          <w:rPr>
+            <w:rStyle w:val="Hyperlink"/>
+          </w:rPr>
+          <w:t xml:space="preserve">Definition 9</w:t>
+        </w:r>
+      </w:hyperlink>
+      <w:r>
+        <w:t xml:space="preserve"> </w:t>
+      </w:r>
+      <w:r>
+        <w:t xml:space="preserve">equal</w:t>
+      </w:r>
+      <w:r>
+        <w:t xml:space="preserve"> </w:t>
+      </w:r>
+      <m:oMath>
+        <m:r>
+          <m:t>1</m:t>
+        </m:r>
+      </m:oMath>
+      <w:r>
+        <w:t xml:space="preserve">, so</w:t>
+      </w:r>
+    </w:p>
+    <w:p>
+      <w:pPr>
+        <w:pStyle w:val="BodyText"/>
+      </w:pPr>
+      <m:oMathPara>
+        <m:oMathParaPr>
+          <m:jc m:val="center"/>
+        </m:oMathParaPr>
+        <m:oMath>
+          <m:r>
+            <m:rPr>
+              <m:sty m:val="p"/>
+            </m:rPr>
+            <m:t>cossim</m:t>
+          </m:r>
+          <m:r>
+            <m:rPr>
+              <m:sty m:val="p"/>
+            </m:rPr>
+            <m:t>(</m:t>
+          </m:r>
+          <m:acc>
+            <m:accPr>
+              <m:chr m:val="̃"/>
+            </m:accPr>
+            <m:e>
+              <m:r>
+                <m:t>x</m:t>
+              </m:r>
+            </m:e>
+          </m:acc>
+          <m:r>
+            <m:rPr>
+              <m:sty m:val="p"/>
+            </m:rPr>
+            <m:t>,</m:t>
+          </m:r>
+          <m:acc>
+            <m:accPr>
+              <m:chr m:val="̃"/>
+            </m:accPr>
+            <m:e>
+              <m:r>
+                <m:t>y</m:t>
+              </m:r>
+            </m:e>
+          </m:acc>
+          <m:r>
+            <m:rPr>
+              <m:sty m:val="p"/>
+            </m:rPr>
+            <m:t>)</m:t>
+          </m:r>
+          <m:r>
+            <m:rPr>
+              <m:sty m:val="p"/>
+            </m:rPr>
+            <m:t>=</m:t>
+          </m:r>
+          <m:f>
+            <m:fPr>
+              <m:type m:val="bar"/>
+            </m:fPr>
+            <m:num>
+              <m:d>
+                <m:dPr>
+                  <m:begChr m:val="⟨"/>
+                  <m:sepChr m:val=""/>
+                  <m:endChr m:val="⟩"/>
+                  <m:grow/>
+                </m:dPr>
+                <m:e>
+                  <m:acc>
+                    <m:accPr>
+                      <m:chr m:val="̃"/>
+                    </m:accPr>
+                    <m:e>
+                      <m:r>
+                        <m:t>x</m:t>
+                      </m:r>
+                    </m:e>
+                  </m:acc>
+                  <m:r>
+                    <m:rPr>
+                      <m:sty m:val="p"/>
+                    </m:rPr>
+                    <m:t>,</m:t>
+                  </m:r>
+                  <m:acc>
+                    <m:accPr>
+                      <m:chr m:val="̃"/>
+                    </m:accPr>
+                    <m:e>
+                      <m:r>
+                        <m:t>y</m:t>
+                      </m:r>
+                    </m:e>
+                  </m:acc>
+                </m:e>
+              </m:d>
+            </m:num>
+            <m:den>
+              <m:r>
+                <m:t>1</m:t>
+              </m:r>
+              <m:r>
+                <m:rPr>
+                  <m:sty m:val="p"/>
+                </m:rPr>
+                <m:t>⋅</m:t>
+              </m:r>
+              <m:r>
+                <m:t>1</m:t>
+              </m:r>
+            </m:den>
+          </m:f>
+          <m:r>
+            <m:rPr>
+              <m:sty m:val="p"/>
+            </m:rPr>
+            <m:t>=</m:t>
+          </m:r>
+          <m:d>
+            <m:dPr>
+              <m:begChr m:val="⟨"/>
+              <m:sepChr m:val=""/>
+              <m:endChr m:val="⟩"/>
+              <m:grow/>
+            </m:dPr>
+            <m:e>
+              <m:acc>
+                <m:accPr>
+                  <m:chr m:val="̃"/>
+                </m:accPr>
+                <m:e>
+                  <m:r>
+                    <m:t>x</m:t>
+                  </m:r>
+                </m:e>
+              </m:acc>
+              <m:r>
+                <m:rPr>
+                  <m:sty m:val="p"/>
+                </m:rPr>
+                <m:t>,</m:t>
+              </m:r>
+              <m:acc>
+                <m:accPr>
+                  <m:chr m:val="̃"/>
+                </m:accPr>
+                <m:e>
+                  <m:r>
+                    <m:t>y</m:t>
+                  </m:r>
+                </m:e>
+              </m:acc>
+            </m:e>
+          </m:d>
+          <m:r>
+            <m:rPr>
+              <m:sty m:val="p"/>
+            </m:rPr>
+            <m:t>.</m:t>
+          </m:r>
+        </m:oMath>
+      </m:oMathPara>
+    </w:p>
+    <w:bookmarkStart w:id="62" w:name="thm-pearson-cosine-centered"/>
     <w:p>
       <w:pPr>
         <w:pStyle w:val="FirstParagraph"/>
@@ -37796,7 +37551,7 @@
       <w:r>
         <w:t xml:space="preserve"> </w:t>
       </w:r>
-      <w:hyperlink r:id="rId59">
+      <w:hyperlink r:id="rId61">
         <w:r>
           <w:rPr>
             <w:rStyle w:val="Hyperlink"/>
@@ -37890,7 +37645,7 @@
           <w:rPr>
             <w:rStyle w:val="Hyperlink"/>
           </w:rPr>
-          <w:t xml:space="preserve">Definition 9</w:t>
+          <w:t xml:space="preserve">Definition 8</w:t>
         </w:r>
       </w:hyperlink>
       <w:r>
@@ -37982,7 +37737,7 @@
         </m:oMath>
       </m:oMathPara>
     </w:p>
-    <w:bookmarkEnd w:id="60"/>
+    <w:bookmarkEnd w:id="62"/>
     <w:p>
       <w:pPr>
         <w:pStyle w:val="FirstParagraph"/>
@@ -38688,7 +38443,7 @@
         <w:t xml:space="preserve">.</w:t>
       </w:r>
     </w:p>
-    <w:bookmarkStart w:id="61" w:name="exm-pearson-cosine-centered"/>
+    <w:bookmarkStart w:id="63" w:name="exm-pearson-cosine-centered"/>
     <w:p>
       <w:pPr>
         <w:pStyle w:val="BodyText"/>
@@ -38698,7 +38453,7 @@
           <w:b/>
           <w:bCs/>
         </w:rPr>
-        <w:t xml:space="preserve">Example 16 (Centering changes the cosine similarity)</w:t>
+        <w:t xml:space="preserve">Example 15 (Centering changes the cosine similarity)</w:t>
       </w:r>
       <w:r>
         <w:t xml:space="preserve"> </w:t>
@@ -39584,9 +39339,9 @@
         <w:t xml:space="preserve">mostly because both vectors have positive entries and the same mean, not because they move together.</w:t>
       </w:r>
     </w:p>
-    <w:bookmarkEnd w:id="61"/>
-    <w:bookmarkEnd w:id="62"/>
-    <w:bookmarkStart w:id="94" w:name="sec-gram-schmidt"/>
+    <w:bookmarkEnd w:id="63"/>
+    <w:bookmarkEnd w:id="64"/>
+    <w:bookmarkStart w:id="96" w:name="sec-gram-schmidt"/>
     <w:p>
       <w:pPr>
         <w:pStyle w:val="Heading2"/>
@@ -39636,12 +39391,12 @@
                 <wp:inline>
                   <wp:extent cx="152400" cy="152400"/>
                   <wp:effectExtent b="0" l="0" r="0" t="0"/>
-                  <wp:docPr descr="" title="" id="63" name="Picture"/>
+                  <wp:docPr descr="" title="" id="65" name="Picture"/>
                   <a:graphic>
                     <a:graphicData uri="http://schemas.openxmlformats.org/drawingml/2006/picture">
                       <pic:pic>
                         <pic:nvPicPr>
-                          <pic:cNvPr descr="/opt/quarto/share/formats/docx/note.png" id="64" name="Picture"/>
+                          <pic:cNvPr descr="/opt/quarto/share/formats/docx/note.png" id="66" name="Picture"/>
                           <pic:cNvPicPr>
                             <a:picLocks noChangeArrowheads="1" noChangeAspect="1"/>
                           </pic:cNvPicPr>
@@ -39772,7 +39527,7 @@
         </w:tc>
       </w:tr>
     </w:tbl>
-    <w:bookmarkStart w:id="65" w:name="thm-dot-linear-sum"/>
+    <w:bookmarkStart w:id="67" w:name="thm-dot-linear-sum"/>
     <w:p>
       <w:pPr>
         <w:pStyle w:val="BodyText"/>
@@ -40173,7 +39928,7 @@
         </m:oMath>
       </m:oMathPara>
     </w:p>
-    <w:bookmarkEnd w:id="65"/>
+    <w:bookmarkEnd w:id="67"/>
     <w:p>
       <w:pPr>
         <w:pStyle w:val="FirstParagraph"/>
@@ -41171,7 +40926,7 @@
         </m:oMath>
       </m:oMathPara>
     </w:p>
-    <w:bookmarkStart w:id="66" w:name="exm-dot-linear-sum"/>
+    <w:bookmarkStart w:id="68" w:name="exm-dot-linear-sum"/>
     <w:p>
       <w:pPr>
         <w:pStyle w:val="FirstParagraph"/>
@@ -41181,7 +40936,7 @@
           <w:b/>
           <w:bCs/>
         </w:rPr>
-        <w:t xml:space="preserve">Example 17 (Dotting with a combination of three vectors)</w:t>
+        <w:t xml:space="preserve">Example 16 (Dotting with a combination of three vectors)</w:t>
       </w:r>
       <w:r>
         <w:t xml:space="preserve"> </w:t>
@@ -41640,8 +41395,8 @@
         <w:t xml:space="preserve">, the same number.</w:t>
       </w:r>
     </w:p>
-    <w:bookmarkEnd w:id="66"/>
-    <w:bookmarkStart w:id="68" w:name="thm-orthonormal-independent"/>
+    <w:bookmarkEnd w:id="68"/>
+    <w:bookmarkStart w:id="70" w:name="thm-orthonormal-independent"/>
     <w:p>
       <w:pPr>
         <w:pStyle w:val="BodyText"/>
@@ -41726,7 +41481,7 @@
       <w:r>
         <w:t xml:space="preserve">are orthonormal (</w:t>
       </w:r>
-      <w:hyperlink r:id="rId67">
+      <w:hyperlink r:id="rId69">
         <w:r>
           <w:rPr>
             <w:rStyle w:val="Hyperlink"/>
@@ -41755,7 +41510,7 @@
         <w:t xml:space="preserve">).</w:t>
       </w:r>
     </w:p>
-    <w:bookmarkEnd w:id="68"/>
+    <w:bookmarkEnd w:id="70"/>
     <w:p>
       <w:pPr>
         <w:pStyle w:val="BodyText"/>
@@ -42421,7 +42176,7 @@
         <w:t xml:space="preserve">.</w:t>
       </w:r>
     </w:p>
-    <w:bookmarkStart w:id="69" w:name="exm-orthonormal-independent"/>
+    <w:bookmarkStart w:id="71" w:name="exm-orthonormal-independent"/>
     <w:p>
       <w:pPr>
         <w:pStyle w:val="BodyText"/>
@@ -42431,7 +42186,7 @@
           <w:b/>
           <w:bCs/>
         </w:rPr>
-        <w:t xml:space="preserve">Example 18 (Three orthonormal vectors in</w:t>
+        <w:t xml:space="preserve">Example 17 (Three orthonormal vectors in</w:t>
       </w:r>
       <w:r>
         <w:rPr>
@@ -43798,8 +43553,8 @@
         <w:t xml:space="preserve">.</w:t>
       </w:r>
     </w:p>
-    <w:bookmarkEnd w:id="69"/>
-    <w:bookmarkStart w:id="71" w:name="def-orthonormal-basis"/>
+    <w:bookmarkEnd w:id="71"/>
+    <w:bookmarkStart w:id="73" w:name="def-orthonormal-basis"/>
     <w:p>
       <w:pPr>
         <w:pStyle w:val="BodyText"/>
@@ -43809,7 +43564,7 @@
           <w:b/>
           <w:bCs/>
         </w:rPr>
-        <w:t xml:space="preserve">Definition 11 (Orthonormal basis)</w:t>
+        <w:t xml:space="preserve">Definition 10 (Orthonormal basis)</w:t>
       </w:r>
       <w:r>
         <w:t xml:space="preserve"> </w:t>
@@ -43896,7 +43651,7 @@
       <w:r>
         <w:t xml:space="preserve">(</w:t>
       </w:r>
-      <w:hyperlink r:id="rId70">
+      <w:hyperlink r:id="rId72">
         <w:r>
           <w:rPr>
             <w:rStyle w:val="Hyperlink"/>
@@ -43913,7 +43668,7 @@
       <w:r>
         <w:t xml:space="preserve">whose vectors are orthonormal (</w:t>
       </w:r>
-      <w:hyperlink r:id="rId67">
+      <w:hyperlink r:id="rId69">
         <w:r>
           <w:rPr>
             <w:rStyle w:val="Hyperlink"/>
@@ -43925,8 +43680,8 @@
         <w:t xml:space="preserve">).</w:t>
       </w:r>
     </w:p>
-    <w:bookmarkEnd w:id="71"/>
-    <w:bookmarkStart w:id="75" w:name="exm-orthonormal-basis"/>
+    <w:bookmarkEnd w:id="73"/>
+    <w:bookmarkStart w:id="77" w:name="exm-orthonormal-basis"/>
     <w:p>
       <w:pPr>
         <w:pStyle w:val="BodyText"/>
@@ -43936,7 +43691,7 @@
           <w:b/>
           <w:bCs/>
         </w:rPr>
-        <w:t xml:space="preserve">Example 19 (Orthonormal bases of</w:t>
+        <w:t xml:space="preserve">Example 18 (Orthonormal bases of</w:t>
       </w:r>
       <w:r>
         <w:rPr>
@@ -43982,7 +43737,7 @@
         <w:pStyle w:val="Compact"/>
         <w:numPr>
           <w:ilvl w:val="0"/>
-          <w:numId w:val="1019"/>
+          <w:numId w:val="1018"/>
         </w:numPr>
       </w:pPr>
       <w:r>
@@ -44107,7 +43862,7 @@
       <w:r>
         <w:t xml:space="preserve">(</w:t>
       </w:r>
-      <w:hyperlink r:id="rId72">
+      <w:hyperlink r:id="rId74">
         <w:r>
           <w:rPr>
             <w:rStyle w:val="Hyperlink"/>
@@ -44124,7 +43879,7 @@
         <w:pStyle w:val="Compact"/>
         <w:numPr>
           <w:ilvl w:val="0"/>
-          <w:numId w:val="1019"/>
+          <w:numId w:val="1018"/>
         </w:numPr>
       </w:pPr>
       <w:r>
@@ -44218,7 +43973,7 @@
           <w:rPr>
             <w:rStyle w:val="Hyperlink"/>
           </w:rPr>
-          <w:t xml:space="preserve">Example 18</w:t>
+          <w:t xml:space="preserve">Example 17</w:t>
         </w:r>
       </w:hyperlink>
       <w:r>
@@ -44233,7 +43988,7 @@
       <w:r>
         <w:t xml:space="preserve">so they are a basis of their span (</w:t>
       </w:r>
-      <w:hyperlink r:id="rId70">
+      <w:hyperlink r:id="rId72">
         <w:r>
           <w:rPr>
             <w:rStyle w:val="Hyperlink"/>
@@ -44264,7 +44019,7 @@
       <w:r>
         <w:t xml:space="preserve">(</w:t>
       </w:r>
-      <w:hyperlink r:id="rId73">
+      <w:hyperlink r:id="rId75">
         <w:r>
           <w:rPr>
             <w:rStyle w:val="Hyperlink"/>
@@ -44308,7 +44063,7 @@
       <w:r>
         <w:t xml:space="preserve">(</w:t>
       </w:r>
-      <w:hyperlink r:id="rId74">
+      <w:hyperlink r:id="rId76">
         <w:r>
           <w:rPr>
             <w:rStyle w:val="Hyperlink"/>
@@ -44322,7 +44077,7 @@
       <w:r>
         <w:t xml:space="preserve"> </w:t>
       </w:r>
-      <w:hyperlink r:id="rId72">
+      <w:hyperlink r:id="rId74">
         <w:r>
           <w:rPr>
             <w:rStyle w:val="Hyperlink"/>
@@ -44367,8 +44122,8 @@
         <w:t xml:space="preserve">too.</w:t>
       </w:r>
     </w:p>
-    <w:bookmarkEnd w:id="75"/>
-    <w:bookmarkStart w:id="78" w:name="exm-not-orthonormal-basis"/>
+    <w:bookmarkEnd w:id="77"/>
+    <w:bookmarkStart w:id="80" w:name="exm-not-orthonormal-basis"/>
     <w:p>
       <w:pPr>
         <w:pStyle w:val="FirstParagraph"/>
@@ -44378,7 +44133,7 @@
           <w:b/>
           <w:bCs/>
         </w:rPr>
-        <w:t xml:space="preserve">Example 20 (Bases that are not orthonormal, and orthonormal lists that are not bases)</w:t>
+        <w:t xml:space="preserve">Example 19 (Bases that are not orthonormal, and orthonormal lists that are not bases)</w:t>
       </w:r>
       <w:r>
         <w:t xml:space="preserve"> </w:t>
@@ -44392,7 +44147,7 @@
         <w:pStyle w:val="Compact"/>
         <w:numPr>
           <w:ilvl w:val="0"/>
-          <w:numId w:val="1020"/>
+          <w:numId w:val="1019"/>
         </w:numPr>
       </w:pPr>
       <m:oMath>
@@ -44484,7 +44239,7 @@
       <w:r>
         <w:t xml:space="preserve">(</w:t>
       </w:r>
-      <w:hyperlink r:id="rId76">
+      <w:hyperlink r:id="rId78">
         <w:r>
           <w:rPr>
             <w:rStyle w:val="Hyperlink"/>
@@ -44578,7 +44333,7 @@
         <w:pStyle w:val="Compact"/>
         <w:numPr>
           <w:ilvl w:val="0"/>
-          <w:numId w:val="1020"/>
+          <w:numId w:val="1019"/>
         </w:numPr>
       </w:pPr>
       <m:oMath>
@@ -44714,7 +44469,7 @@
       <w:r>
         <w:t xml:space="preserve">(</w:t>
       </w:r>
-      <w:hyperlink r:id="rId77">
+      <w:hyperlink r:id="rId79">
         <w:r>
           <w:rPr>
             <w:rStyle w:val="Hyperlink"/>
@@ -44773,8 +44528,8 @@
         <w:t xml:space="preserve">.</w:t>
       </w:r>
     </w:p>
-    <w:bookmarkEnd w:id="78"/>
-    <w:bookmarkStart w:id="79" w:name="thm-orthonormal-expansion"/>
+    <w:bookmarkEnd w:id="80"/>
+    <w:bookmarkStart w:id="81" w:name="thm-orthonormal-expansion"/>
     <w:p>
       <w:pPr>
         <w:pStyle w:val="FirstParagraph"/>
@@ -44882,7 +44637,7 @@
           <w:rPr>
             <w:rStyle w:val="Hyperlink"/>
           </w:rPr>
-          <w:t xml:space="preserve">Definition 11</w:t>
+          <w:t xml:space="preserve">Definition 10</w:t>
         </w:r>
       </w:hyperlink>
       <w:r>
@@ -45055,7 +44810,7 @@
         </m:oMath>
       </m:oMathPara>
     </w:p>
-    <w:bookmarkEnd w:id="79"/>
+    <w:bookmarkEnd w:id="81"/>
     <w:p>
       <w:pPr>
         <w:pStyle w:val="FirstParagraph"/>
@@ -45661,7 +45416,7 @@
         <w:t xml:space="preserve">.</w:t>
       </w:r>
     </w:p>
-    <w:bookmarkStart w:id="80" w:name="exm-orthonormal-expansion"/>
+    <w:bookmarkStart w:id="82" w:name="exm-orthonormal-expansion"/>
     <w:p>
       <w:pPr>
         <w:pStyle w:val="BodyText"/>
@@ -45671,7 +45426,7 @@
           <w:b/>
           <w:bCs/>
         </w:rPr>
-        <w:t xml:space="preserve">Example 21 (Expanding a vector in an orthonormal basis)</w:t>
+        <w:t xml:space="preserve">Example 20 (Expanding a vector in an orthonormal basis)</w:t>
       </w:r>
       <w:r>
         <w:t xml:space="preserve"> </w:t>
@@ -45794,7 +45549,7 @@
           <w:rPr>
             <w:rStyle w:val="Hyperlink"/>
           </w:rPr>
-          <w:t xml:space="preserve">Example 19</w:t>
+          <w:t xml:space="preserve">Example 18</w:t>
         </w:r>
       </w:hyperlink>
       <w:r>
@@ -46901,8 +46656,8 @@
         <w:t xml:space="preserve">says.</w:t>
       </w:r>
     </w:p>
-    <w:bookmarkEnd w:id="80"/>
-    <w:bookmarkStart w:id="81" w:name="def-gram-schmidt"/>
+    <w:bookmarkEnd w:id="82"/>
+    <w:bookmarkStart w:id="83" w:name="def-gram-schmidt"/>
     <w:p>
       <w:pPr>
         <w:pStyle w:val="BodyText"/>
@@ -46912,7 +46667,7 @@
           <w:b/>
           <w:bCs/>
         </w:rPr>
-        <w:t xml:space="preserve">Definition 12 (Gram-Schmidt process)</w:t>
+        <w:t xml:space="preserve">Definition 11 (Gram-Schmidt process)</w:t>
       </w:r>
       <w:r>
         <w:t xml:space="preserve"> </w:t>
@@ -47084,7 +46839,7 @@
         <w:pStyle w:val="Compact"/>
         <w:numPr>
           <w:ilvl w:val="0"/>
-          <w:numId w:val="1021"/>
+          <w:numId w:val="1020"/>
         </w:numPr>
       </w:pPr>
       <w:r>
@@ -47379,7 +47134,7 @@
         <w:pStyle w:val="Compact"/>
         <w:numPr>
           <w:ilvl w:val="0"/>
-          <w:numId w:val="1021"/>
+          <w:numId w:val="1020"/>
         </w:numPr>
       </w:pPr>
       <w:r>
@@ -47451,7 +47206,7 @@
         <w:pStyle w:val="Compact"/>
         <w:numPr>
           <w:ilvl w:val="0"/>
-          <w:numId w:val="1021"/>
+          <w:numId w:val="1020"/>
         </w:numPr>
       </w:pPr>
       <w:r>
@@ -47677,8 +47432,8 @@
         <w:t xml:space="preserve">of them if it never stops.</w:t>
       </w:r>
     </w:p>
-    <w:bookmarkEnd w:id="81"/>
-    <w:bookmarkStart w:id="82" w:name="exm-gram-schmidt"/>
+    <w:bookmarkEnd w:id="83"/>
+    <w:bookmarkStart w:id="84" w:name="exm-gram-schmidt"/>
     <w:p>
       <w:pPr>
         <w:pStyle w:val="BodyText"/>
@@ -47688,7 +47443,7 @@
           <w:b/>
           <w:bCs/>
         </w:rPr>
-        <w:t xml:space="preserve">Example 22 (Two steps of Gram-Schmidt in</w:t>
+        <w:t xml:space="preserve">Example 21 (Two steps of Gram-Schmidt in</w:t>
       </w:r>
       <w:r>
         <w:rPr>
@@ -47868,7 +47623,7 @@
       <w:pPr>
         <w:numPr>
           <w:ilvl w:val="0"/>
-          <w:numId w:val="1022"/>
+          <w:numId w:val="1021"/>
         </w:numPr>
       </w:pPr>
       <w:r>
@@ -48073,7 +47828,7 @@
       <w:pPr>
         <w:numPr>
           <w:ilvl w:val="0"/>
-          <w:numId w:val="1022"/>
+          <w:numId w:val="1021"/>
         </w:numPr>
       </w:pPr>
       <w:r>
@@ -49157,8 +48912,8 @@
         </m:oMath>
       </m:oMathPara>
     </w:p>
-    <w:bookmarkEnd w:id="82"/>
-    <w:bookmarkStart w:id="83" w:name="exm-gram-schmidt-stops"/>
+    <w:bookmarkEnd w:id="84"/>
+    <w:bookmarkStart w:id="85" w:name="exm-gram-schmidt-stops"/>
     <w:p>
       <w:pPr>
         <w:pStyle w:val="FirstParagraph"/>
@@ -49168,7 +48923,7 @@
           <w:b/>
           <w:bCs/>
         </w:rPr>
-        <w:t xml:space="preserve">Example 23 (Gram-Schmidt stops on dependent vectors)</w:t>
+        <w:t xml:space="preserve">Example 22 (Gram-Schmidt stops on dependent vectors)</w:t>
       </w:r>
       <w:r>
         <w:t xml:space="preserve"> </w:t>
@@ -49879,8 +49634,8 @@
         <w:t xml:space="preserve">.</w:t>
       </w:r>
     </w:p>
-    <w:bookmarkEnd w:id="83"/>
-    <w:bookmarkStart w:id="84" w:name="thm-gram-schmidt"/>
+    <w:bookmarkEnd w:id="85"/>
+    <w:bookmarkStart w:id="86" w:name="thm-gram-schmidt"/>
     <w:p>
       <w:pPr>
         <w:pStyle w:val="BodyText"/>
@@ -49903,7 +49658,7 @@
           <w:rPr>
             <w:rStyle w:val="Hyperlink"/>
           </w:rPr>
-          <w:t xml:space="preserve">Definition 12</w:t>
+          <w:t xml:space="preserve">Definition 11</w:t>
         </w:r>
       </w:hyperlink>
       <w:r>
@@ -50001,7 +49756,7 @@
         <w:pStyle w:val="Compact"/>
         <w:numPr>
           <w:ilvl w:val="0"/>
-          <w:numId w:val="1023"/>
+          <w:numId w:val="1022"/>
         </w:numPr>
       </w:pPr>
       <w:r>
@@ -50329,7 +50084,7 @@
         <w:pStyle w:val="Compact"/>
         <w:numPr>
           <w:ilvl w:val="0"/>
-          <w:numId w:val="1023"/>
+          <w:numId w:val="1022"/>
         </w:numPr>
       </w:pPr>
       <w:r>
@@ -50528,7 +50283,7 @@
         <w:pStyle w:val="Compact"/>
         <w:numPr>
           <w:ilvl w:val="0"/>
-          <w:numId w:val="1023"/>
+          <w:numId w:val="1022"/>
         </w:numPr>
       </w:pPr>
       <w:r>
@@ -50794,14 +50549,14 @@
           <w:rPr>
             <w:rStyle w:val="Hyperlink"/>
           </w:rPr>
-          <w:t xml:space="preserve">Definition 11</w:t>
+          <w:t xml:space="preserve">Definition 10</w:t>
         </w:r>
       </w:hyperlink>
       <w:r>
         <w:t xml:space="preserve">).</w:t>
       </w:r>
     </w:p>
-    <w:bookmarkEnd w:id="84"/>
+    <w:bookmarkEnd w:id="86"/>
     <w:p>
       <w:pPr>
         <w:pStyle w:val="FirstParagraph"/>
@@ -50830,7 +50585,7 @@
         </w:rPr>
         <w:t xml:space="preserve"> </w:t>
       </w:r>
-      <w:hyperlink r:id="rId85">
+      <w:hyperlink r:id="rId87">
         <w:r>
           <w:rPr>
             <w:rStyle w:val="Hyperlink"/>
@@ -50951,7 +50706,7 @@
       <w:r>
         <w:t xml:space="preserve">(</w:t>
       </w:r>
-      <w:hyperlink r:id="rId86">
+      <w:hyperlink r:id="rId88">
         <w:r>
           <w:rPr>
             <w:rStyle w:val="Hyperlink"/>
@@ -51762,7 +51517,7 @@
                   <m:nor/>
                   <m:sty m:val="p"/>
                 </m:rPr>
-                <m:t>Definition 12</m:t>
+                <m:t>Definition 11</m:t>
               </m:r>
               <m:r>
                 <m:rPr>
@@ -53913,7 +53668,7 @@
         <w:pStyle w:val="Compact"/>
         <w:numPr>
           <w:ilvl w:val="0"/>
-          <w:numId w:val="1024"/>
+          <w:numId w:val="1023"/>
         </w:numPr>
       </w:pPr>
       <m:oMath>
@@ -54507,7 +54262,7 @@
         <w:pStyle w:val="Compact"/>
         <w:numPr>
           <w:ilvl w:val="0"/>
-          <w:numId w:val="1024"/>
+          <w:numId w:val="1023"/>
         </w:numPr>
       </w:pPr>
       <m:oMath>
@@ -55004,7 +54759,7 @@
       <w:r>
         <w:t xml:space="preserve">A span is a subspace (</w:t>
       </w:r>
-      <w:hyperlink r:id="rId87">
+      <w:hyperlink r:id="rId89">
         <w:r>
           <w:rPr>
             <w:rStyle w:val="Hyperlink"/>
@@ -55245,7 +55000,7 @@
       <w:r>
         <w:t xml:space="preserve"> </w:t>
       </w:r>
-      <w:hyperlink r:id="rId88">
+      <w:hyperlink r:id="rId90">
         <w:r>
           <w:rPr>
             <w:rStyle w:val="Hyperlink"/>
@@ -55769,7 +55524,7 @@
         <w:t xml:space="preserve">so they are an orthonormal basis of it.</w:t>
       </w:r>
     </w:p>
-    <w:bookmarkStart w:id="89" w:name="exm-thm-gram-schmidt"/>
+    <w:bookmarkStart w:id="91" w:name="exm-thm-gram-schmidt"/>
     <w:p>
       <w:pPr>
         <w:pStyle w:val="BodyText"/>
@@ -55779,7 +55534,7 @@
           <w:b/>
           <w:bCs/>
         </w:rPr>
-        <w:t xml:space="preserve">Example 24 (Finishing an orthonormal basis of</w:t>
+        <w:t xml:space="preserve">Example 23 (Finishing an orthonormal basis of</w:t>
       </w:r>
       <w:r>
         <w:rPr>
@@ -55827,7 +55582,7 @@
           <w:rPr>
             <w:rStyle w:val="Hyperlink"/>
           </w:rPr>
-          <w:t xml:space="preserve">Example 22</w:t>
+          <w:t xml:space="preserve">Example 21</w:t>
         </w:r>
       </w:hyperlink>
       <w:r>
@@ -57310,7 +57065,7 @@
       <w:r>
         <w:t xml:space="preserve">(</w:t>
       </w:r>
-      <w:hyperlink r:id="rId73">
+      <w:hyperlink r:id="rId75">
         <w:r>
           <w:rPr>
             <w:rStyle w:val="Hyperlink"/>
@@ -57354,7 +57109,7 @@
       <w:r>
         <w:t xml:space="preserve">(</w:t>
       </w:r>
-      <w:hyperlink r:id="rId74">
+      <w:hyperlink r:id="rId76">
         <w:r>
           <w:rPr>
             <w:rStyle w:val="Hyperlink"/>
@@ -57368,7 +57123,7 @@
       <w:r>
         <w:t xml:space="preserve"> </w:t>
       </w:r>
-      <w:hyperlink r:id="rId72">
+      <w:hyperlink r:id="rId74">
         <w:r>
           <w:rPr>
             <w:rStyle w:val="Hyperlink"/>
@@ -57696,8 +57451,8 @@
         </m:oMath>
       </m:oMathPara>
     </w:p>
-    <w:bookmarkEnd w:id="89"/>
-    <w:bookmarkStart w:id="90" w:name="cor-orthonormal-basis-exists"/>
+    <w:bookmarkEnd w:id="91"/>
+    <w:bookmarkStart w:id="92" w:name="cor-orthonormal-basis-exists"/>
     <w:p>
       <w:pPr>
         <w:pStyle w:val="FirstParagraph"/>
@@ -57707,7 +57462,7 @@
           <w:b/>
           <w:bCs/>
         </w:rPr>
-        <w:t xml:space="preserve">Corollary 2 (Every subspace has an orthonormal basis)</w:t>
+        <w:t xml:space="preserve">Corollary 4 (Every subspace has an orthonormal basis)</w:t>
       </w:r>
       <w:r>
         <w:t xml:space="preserve"> </w:t>
@@ -57804,7 +57559,7 @@
           <w:rPr>
             <w:rStyle w:val="Hyperlink"/>
           </w:rPr>
-          <w:t xml:space="preserve">Definition 11</w:t>
+          <w:t xml:space="preserve">Definition 10</w:t>
         </w:r>
       </w:hyperlink>
       <w:r>
@@ -57835,7 +57590,7 @@
         <w:t xml:space="preserve">has an orthonormal basis.</w:t>
       </w:r>
     </w:p>
-    <w:bookmarkEnd w:id="90"/>
+    <w:bookmarkEnd w:id="92"/>
     <w:p>
       <w:pPr>
         <w:pStyle w:val="BodyText"/>
@@ -58112,7 +57867,7 @@
       <w:r>
         <w:t xml:space="preserve">(</w:t>
       </w:r>
-      <w:hyperlink r:id="rId91">
+      <w:hyperlink r:id="rId93">
         <w:r>
           <w:rPr>
             <w:rStyle w:val="Hyperlink"/>
@@ -58268,7 +58023,7 @@
       <w:r>
         <w:t xml:space="preserve"> </w:t>
       </w:r>
-      <w:hyperlink r:id="rId85">
+      <w:hyperlink r:id="rId87">
         <w:r>
           <w:rPr>
             <w:rStyle w:val="Hyperlink"/>
@@ -58997,7 +58752,7 @@
         <w:t xml:space="preserve">So the orthonormal basis contains the starting list.</w:t>
       </w:r>
     </w:p>
-    <w:bookmarkStart w:id="93" w:name="exm-orthonormal-basis-exists"/>
+    <w:bookmarkStart w:id="95" w:name="exm-orthonormal-basis-exists"/>
     <w:p>
       <w:pPr>
         <w:pStyle w:val="BodyText"/>
@@ -59007,7 +58762,7 @@
           <w:b/>
           <w:bCs/>
         </w:rPr>
-        <w:t xml:space="preserve">Example 25 (Extending one unit vector to an orthonormal basis of</w:t>
+        <w:t xml:space="preserve">Example 24 (Extending one unit vector to an orthonormal basis of</w:t>
       </w:r>
       <w:r>
         <w:rPr>
@@ -59175,7 +58930,7 @@
       <w:r>
         <w:t xml:space="preserve"> </w:t>
       </w:r>
-      <w:hyperlink r:id="rId92">
+      <w:hyperlink r:id="rId94">
         <w:r>
           <w:rPr>
             <w:rStyle w:val="Hyperlink"/>
@@ -59706,7 +59461,7 @@
       <w:r>
         <w:t xml:space="preserve">are linearly independent (</w:t>
       </w:r>
-      <w:hyperlink r:id="rId88">
+      <w:hyperlink r:id="rId90">
         <w:r>
           <w:rPr>
             <w:rStyle w:val="Hyperlink"/>
@@ -59770,7 +59525,7 @@
       <w:r>
         <w:t xml:space="preserve">(</w:t>
       </w:r>
-      <w:hyperlink r:id="rId73">
+      <w:hyperlink r:id="rId75">
         <w:r>
           <w:rPr>
             <w:rStyle w:val="Hyperlink"/>
@@ -59814,7 +59569,7 @@
       <w:r>
         <w:t xml:space="preserve">(</w:t>
       </w:r>
-      <w:hyperlink r:id="rId74">
+      <w:hyperlink r:id="rId76">
         <w:r>
           <w:rPr>
             <w:rStyle w:val="Hyperlink"/>
@@ -59828,7 +59583,7 @@
       <w:r>
         <w:t xml:space="preserve"> </w:t>
       </w:r>
-      <w:hyperlink r:id="rId72">
+      <w:hyperlink r:id="rId74">
         <w:r>
           <w:rPr>
             <w:rStyle w:val="Hyperlink"/>
@@ -59955,7 +59710,7 @@
       <w:pPr>
         <w:numPr>
           <w:ilvl w:val="0"/>
-          <w:numId w:val="1025"/>
+          <w:numId w:val="1024"/>
         </w:numPr>
       </w:pPr>
       <m:oMath>
@@ -60012,7 +59767,7 @@
       <w:pPr>
         <w:numPr>
           <w:ilvl w:val="0"/>
-          <w:numId w:val="1025"/>
+          <w:numId w:val="1024"/>
         </w:numPr>
       </w:pPr>
       <m:oMath>
@@ -60477,7 +60232,7 @@
       <w:pPr>
         <w:numPr>
           <w:ilvl w:val="0"/>
-          <w:numId w:val="1025"/>
+          <w:numId w:val="1024"/>
         </w:numPr>
       </w:pPr>
       <m:oMath>
@@ -60744,16 +60499,16 @@
           <w:rPr>
             <w:rStyle w:val="Hyperlink"/>
           </w:rPr>
-          <w:t xml:space="preserve">Example 19</w:t>
+          <w:t xml:space="preserve">Example 18</w:t>
         </w:r>
       </w:hyperlink>
       <w:r>
         <w:t xml:space="preserve">, in a different order.</w:t>
       </w:r>
     </w:p>
-    <w:bookmarkEnd w:id="93"/>
-    <w:bookmarkEnd w:id="94"/>
-    <w:bookmarkStart w:id="110" w:name="outer-product"/>
+    <w:bookmarkEnd w:id="95"/>
+    <w:bookmarkEnd w:id="96"/>
+    <w:bookmarkStart w:id="112" w:name="outer-product"/>
     <w:p>
       <w:pPr>
         <w:pStyle w:val="Heading2"/>
@@ -60762,7 +60517,7 @@
         <w:t xml:space="preserve">4 Outer product</w:t>
       </w:r>
     </w:p>
-    <w:bookmarkStart w:id="96" w:name="def-outer-product"/>
+    <w:bookmarkStart w:id="98" w:name="def-outer-product"/>
     <w:p>
       <w:pPr>
         <w:pStyle w:val="FirstParagraph"/>
@@ -60772,7 +60527,7 @@
           <w:b/>
           <w:bCs/>
         </w:rPr>
-        <w:t xml:space="preserve">Definition 13 (Outer product)</w:t>
+        <w:t xml:space="preserve">Definition 12 (Outer product)</w:t>
       </w:r>
       <w:r>
         <w:t xml:space="preserve"> </w:t>
@@ -60889,7 +60644,7 @@
       <w:r>
         <w:t xml:space="preserve">matrix product (</w:t>
       </w:r>
-      <w:hyperlink r:id="rId95">
+      <w:hyperlink r:id="rId97">
         <w:r>
           <w:rPr>
             <w:rStyle w:val="Hyperlink"/>
@@ -61179,8 +60934,8 @@
         </m:oMath>
       </m:oMathPara>
     </w:p>
-    <w:bookmarkEnd w:id="96"/>
-    <w:bookmarkStart w:id="97" w:name="exm-outer-product"/>
+    <w:bookmarkEnd w:id="98"/>
+    <w:bookmarkStart w:id="99" w:name="exm-outer-product"/>
     <w:p>
       <w:pPr>
         <w:pStyle w:val="FirstParagraph"/>
@@ -61190,7 +60945,7 @@
           <w:b/>
           <w:bCs/>
         </w:rPr>
-        <w:t xml:space="preserve">Example 26 (An outer product)</w:t>
+        <w:t xml:space="preserve">Example 25 (An outer product)</w:t>
       </w:r>
       <w:r>
         <w:t xml:space="preserve"> </w:t>
@@ -61763,8 +61518,8 @@
         </m:oMath>
       </m:oMathPara>
     </w:p>
-    <w:bookmarkEnd w:id="97"/>
-    <w:bookmarkStart w:id="99" w:name="rem-outer-vs-dot-product"/>
+    <w:bookmarkEnd w:id="99"/>
+    <w:bookmarkStart w:id="101" w:name="rem-outer-vs-dot-product"/>
     <w:p>
       <w:pPr>
         <w:pStyle w:val="FirstParagraph"/>
@@ -61825,7 +61580,7 @@
       <w:r>
         <w:t xml:space="preserve">(</w:t>
       </w:r>
-      <w:hyperlink r:id="rId98">
+      <w:hyperlink r:id="rId100">
         <w:r>
           <w:rPr>
             <w:rStyle w:val="Hyperlink"/>
@@ -62030,7 +61785,7 @@
           <w:rPr>
             <w:rStyle w:val="Hyperlink"/>
           </w:rPr>
-          <w:t xml:space="preserve">Example 26</w:t>
+          <w:t xml:space="preserve">Example 25</w:t>
         </w:r>
       </w:hyperlink>
       <w:r>
@@ -62488,8 +62243,8 @@
         </m:oMath>
       </m:oMathPara>
     </w:p>
-    <w:bookmarkEnd w:id="99"/>
-    <w:bookmarkStart w:id="101" w:name="thm-outer-product-rank"/>
+    <w:bookmarkEnd w:id="101"/>
+    <w:bookmarkStart w:id="103" w:name="thm-outer-product-rank"/>
     <w:p>
       <w:pPr>
         <w:pStyle w:val="FirstParagraph"/>
@@ -62653,7 +62408,7 @@
       <w:r>
         <w:t xml:space="preserve">(</w:t>
       </w:r>
-      <w:hyperlink r:id="rId100">
+      <w:hyperlink r:id="rId102">
         <w:r>
           <w:rPr>
             <w:rStyle w:val="Hyperlink"/>
@@ -62665,7 +62420,7 @@
         <w:t xml:space="preserve">).</w:t>
       </w:r>
     </w:p>
-    <w:bookmarkEnd w:id="101"/>
+    <w:bookmarkEnd w:id="103"/>
     <w:p>
       <w:pPr>
         <w:pStyle w:val="BodyText"/>
@@ -63938,7 +63693,7 @@
         <w:t xml:space="preserve">The largest linearly independent set of columns therefore has one column.</w:t>
       </w:r>
     </w:p>
-    <w:bookmarkStart w:id="102" w:name="exm-outer-product-rank"/>
+    <w:bookmarkStart w:id="104" w:name="exm-outer-product-rank"/>
     <w:p>
       <w:pPr>
         <w:pStyle w:val="BodyText"/>
@@ -63948,7 +63703,7 @@
           <w:b/>
           <w:bCs/>
         </w:rPr>
-        <w:t xml:space="preserve">Example 27 (The rank of an outer product)</w:t>
+        <w:t xml:space="preserve">Example 26 (The rank of an outer product)</w:t>
       </w:r>
       <w:r>
         <w:t xml:space="preserve"> </w:t>
@@ -63964,7 +63719,7 @@
           <w:rPr>
             <w:rStyle w:val="Hyperlink"/>
           </w:rPr>
-          <w:t xml:space="preserve">Example 26</w:t>
+          <w:t xml:space="preserve">Example 25</w:t>
         </w:r>
       </w:hyperlink>
       <w:r>
@@ -64287,9 +64042,9 @@
         <w:t xml:space="preserve">.</w:t>
       </w:r>
     </w:p>
-    <w:bookmarkEnd w:id="102"/>
-    <w:bookmarkStart w:id="109" w:name="refs"/>
-    <w:bookmarkStart w:id="104" w:name="ref-axler2024linear"/>
+    <w:bookmarkEnd w:id="104"/>
+    <w:bookmarkStart w:id="111" w:name="refs"/>
+    <w:bookmarkStart w:id="106" w:name="ref-axler2024linear"/>
     <w:p>
       <w:pPr>
         <w:pStyle w:val="Bibliography"/>
@@ -64313,7 +64068,7 @@
       <w:r>
         <w:t xml:space="preserve"> </w:t>
       </w:r>
-      <w:hyperlink r:id="rId103">
+      <w:hyperlink r:id="rId105">
         <w:r>
           <w:rPr>
             <w:rStyle w:val="Hyperlink"/>
@@ -64325,8 +64080,8 @@
         <w:t xml:space="preserve">.</w:t>
       </w:r>
     </w:p>
-    <w:bookmarkEnd w:id="104"/>
-    <w:bookmarkStart w:id="106" w:name="ref-banerjee2014linear"/>
+    <w:bookmarkEnd w:id="106"/>
+    <w:bookmarkStart w:id="108" w:name="ref-banerjee2014linear"/>
     <w:p>
       <w:pPr>
         <w:pStyle w:val="Bibliography"/>
@@ -64350,7 +64105,7 @@
       <w:r>
         <w:t xml:space="preserve"> </w:t>
       </w:r>
-      <w:hyperlink r:id="rId105">
+      <w:hyperlink r:id="rId107">
         <w:r>
           <w:rPr>
             <w:rStyle w:val="Hyperlink"/>
@@ -64362,8 +64117,8 @@
         <w:t xml:space="preserve">.</w:t>
       </w:r>
     </w:p>
-    <w:bookmarkEnd w:id="106"/>
-    <w:bookmarkStart w:id="108" w:name="ref-zhou2024vector"/>
+    <w:bookmarkEnd w:id="108"/>
+    <w:bookmarkStart w:id="110" w:name="ref-zhou2024vector"/>
     <w:p>
       <w:pPr>
         <w:pStyle w:val="Bibliography"/>
@@ -64387,7 +64142,7 @@
       <w:r>
         <w:t xml:space="preserve"> </w:t>
       </w:r>
-      <w:hyperlink r:id="rId107">
+      <w:hyperlink r:id="rId109">
         <w:r>
           <w:rPr>
             <w:rStyle w:val="Hyperlink"/>
@@ -64399,9 +64154,9 @@
         <w:t xml:space="preserve">.</w:t>
       </w:r>
     </w:p>
-    <w:bookmarkEnd w:id="108"/>
-    <w:bookmarkEnd w:id="109"/>
     <w:bookmarkEnd w:id="110"/>
+    <w:bookmarkEnd w:id="111"/>
+    <w:bookmarkEnd w:id="112"/>
     <w:sectPr>
       <w:footnotePr>
         <w:numRestart w:val="eachSect"/>
@@ -64954,9 +64709,6 @@
     <w:abstractNumId w:val="991"/>
   </w:num>
   <w:num w:numId="1020">
-    <w:abstractNumId w:val="991"/>
-  </w:num>
-  <w:num w:numId="1021">
     <w:abstractNumId w:val="99411"/>
     <w:lvlOverride w:ilvl="0">
       <w:startOverride w:val="1"/>
@@ -64986,10 +64738,10 @@
       <w:startOverride w:val="1"/>
     </w:lvlOverride>
   </w:num>
-  <w:num w:numId="1022">
+  <w:num w:numId="1021">
     <w:abstractNumId w:val="991"/>
   </w:num>
-  <w:num w:numId="1023">
+  <w:num w:numId="1022">
     <w:abstractNumId w:val="99411"/>
     <w:lvlOverride w:ilvl="0">
       <w:startOverride w:val="1"/>
@@ -65019,10 +64771,10 @@
       <w:startOverride w:val="1"/>
     </w:lvlOverride>
   </w:num>
-  <w:num w:numId="1024">
+  <w:num w:numId="1023">
     <w:abstractNumId w:val="991"/>
   </w:num>
-  <w:num w:numId="1025">
+  <w:num w:numId="1024">
     <w:abstractNumId w:val="99411"/>
     <w:lvlOverride w:ilvl="0">
       <w:startOverride w:val="1"/>
